--- a/lab_5/отчет_5.docx
+++ b/lab_5/отчет_5.docx
@@ -856,6 +856,66 @@
           <w:lang w:val="ru-RU"/>
         </w:rPr>
       </w:pPr>
+      <w:r>
+        <w:rPr>
+          <w:rFonts w:hint="default" w:ascii="Times New Roman" w:hAnsi="Times New Roman" w:eastAsia="SimSun" w:cs="Times New Roman"/>
+          <w:b w:val="0"/>
+          <w:bCs w:val="0"/>
+          <w:i w:val="0"/>
+          <w:iCs w:val="0"/>
+          <w:caps w:val="0"/>
+          <w:color w:val="000000"/>
+          <w:spacing w:val="0"/>
+          <w:sz w:val="28"/>
+          <w:szCs w:val="28"/>
+          <w:lang w:val="ru-RU"/>
+        </w:rPr>
+        <w:drawing>
+          <wp:anchor distT="0" distB="0" distL="114300" distR="114300" simplePos="0" relativeHeight="251660288" behindDoc="0" locked="0" layoutInCell="1" allowOverlap="1">
+            <wp:simplePos x="0" y="0"/>
+            <wp:positionH relativeFrom="column">
+              <wp:posOffset>0</wp:posOffset>
+            </wp:positionH>
+            <wp:positionV relativeFrom="paragraph">
+              <wp:posOffset>252095</wp:posOffset>
+            </wp:positionV>
+            <wp:extent cx="5935980" cy="548640"/>
+            <wp:effectExtent l="0" t="0" r="7620" b="0"/>
+            <wp:wrapTopAndBottom/>
+            <wp:docPr id="3" name="Изображение 3" descr="{83F7D644-F19D-4CBF-B5DC-BF369417A75D}"/>
+            <wp:cNvGraphicFramePr>
+              <a:graphicFrameLocks xmlns:a="http://schemas.openxmlformats.org/drawingml/2006/main" noChangeAspect="1"/>
+            </wp:cNvGraphicFramePr>
+            <a:graphic xmlns:a="http://schemas.openxmlformats.org/drawingml/2006/main">
+              <a:graphicData uri="http://schemas.openxmlformats.org/drawingml/2006/picture">
+                <pic:pic xmlns:pic="http://schemas.openxmlformats.org/drawingml/2006/picture">
+                  <pic:nvPicPr>
+                    <pic:cNvPr id="3" name="Изображение 3" descr="{83F7D644-F19D-4CBF-B5DC-BF369417A75D}"/>
+                    <pic:cNvPicPr>
+                      <a:picLocks noChangeAspect="1"/>
+                    </pic:cNvPicPr>
+                  </pic:nvPicPr>
+                  <pic:blipFill>
+                    <a:blip r:embed="rId6"/>
+                    <a:stretch>
+                      <a:fillRect/>
+                    </a:stretch>
+                  </pic:blipFill>
+                  <pic:spPr>
+                    <a:xfrm>
+                      <a:off x="0" y="0"/>
+                      <a:ext cx="5935980" cy="548640"/>
+                    </a:xfrm>
+                    <a:prstGeom prst="rect">
+                      <a:avLst/>
+                    </a:prstGeom>
+                  </pic:spPr>
+                </pic:pic>
+              </a:graphicData>
+            </a:graphic>
+          </wp:anchor>
+        </w:drawing>
+      </w:r>
     </w:p>
     <w:p>
       <w:pPr>
@@ -941,84 +1001,236 @@
           <w:szCs w:val="28"/>
           <w:lang w:val="ru-RU"/>
         </w:rPr>
+        <w:t xml:space="preserve"> Запрос списка файлов через curl (пустое хранилище).</w:t>
+      </w:r>
+    </w:p>
+    <w:p>
+      <w:pPr>
+        <w:spacing w:after="0" w:line="360" w:lineRule="exact"/>
+        <w:ind w:left="0" w:leftChars="0" w:firstLine="0" w:firstLineChars="0"/>
+        <w:jc w:val="center"/>
+        <w:rPr>
+          <w:rFonts w:hint="default" w:ascii="Times New Roman" w:hAnsi="Times New Roman" w:eastAsia="SimSun" w:cs="Times New Roman"/>
+          <w:b w:val="0"/>
+          <w:bCs w:val="0"/>
+          <w:i w:val="0"/>
+          <w:iCs w:val="0"/>
+          <w:caps w:val="0"/>
+          <w:color w:val="000000"/>
+          <w:spacing w:val="0"/>
+          <w:sz w:val="28"/>
+          <w:szCs w:val="28"/>
+          <w:lang w:val="ru-RU"/>
+        </w:rPr>
+      </w:pPr>
+      <w:r>
+        <w:rPr>
+          <w:rFonts w:hint="default" w:ascii="Times New Roman" w:hAnsi="Times New Roman" w:eastAsia="SimSun" w:cs="Times New Roman"/>
+          <w:b w:val="0"/>
+          <w:bCs w:val="0"/>
+          <w:i w:val="0"/>
+          <w:iCs w:val="0"/>
+          <w:caps w:val="0"/>
+          <w:color w:val="000000"/>
+          <w:spacing w:val="0"/>
+          <w:sz w:val="28"/>
+          <w:szCs w:val="28"/>
+          <w:lang w:val="ru-RU"/>
+        </w:rPr>
+        <w:drawing>
+          <wp:anchor distT="0" distB="0" distL="114300" distR="114300" simplePos="0" relativeHeight="251659264" behindDoc="0" locked="0" layoutInCell="1" allowOverlap="1">
+            <wp:simplePos x="0" y="0"/>
+            <wp:positionH relativeFrom="column">
+              <wp:posOffset>0</wp:posOffset>
+            </wp:positionH>
+            <wp:positionV relativeFrom="paragraph">
+              <wp:posOffset>252095</wp:posOffset>
+            </wp:positionV>
+            <wp:extent cx="5939790" cy="715645"/>
+            <wp:effectExtent l="0" t="0" r="3810" b="635"/>
+            <wp:wrapTopAndBottom/>
+            <wp:docPr id="2" name="Изображение 2" descr="{2DAE0235-D550-4FF4-98B7-FB1916581DDB}"/>
+            <wp:cNvGraphicFramePr>
+              <a:graphicFrameLocks xmlns:a="http://schemas.openxmlformats.org/drawingml/2006/main" noChangeAspect="1"/>
+            </wp:cNvGraphicFramePr>
+            <a:graphic xmlns:a="http://schemas.openxmlformats.org/drawingml/2006/main">
+              <a:graphicData uri="http://schemas.openxmlformats.org/drawingml/2006/picture">
+                <pic:pic xmlns:pic="http://schemas.openxmlformats.org/drawingml/2006/picture">
+                  <pic:nvPicPr>
+                    <pic:cNvPr id="2" name="Изображение 2" descr="{2DAE0235-D550-4FF4-98B7-FB1916581DDB}"/>
+                    <pic:cNvPicPr>
+                      <a:picLocks noChangeAspect="1"/>
+                    </pic:cNvPicPr>
+                  </pic:nvPicPr>
+                  <pic:blipFill>
+                    <a:blip r:embed="rId7"/>
+                    <a:stretch>
+                      <a:fillRect/>
+                    </a:stretch>
+                  </pic:blipFill>
+                  <pic:spPr>
+                    <a:xfrm>
+                      <a:off x="0" y="0"/>
+                      <a:ext cx="5939790" cy="715645"/>
+                    </a:xfrm>
+                    <a:prstGeom prst="rect">
+                      <a:avLst/>
+                    </a:prstGeom>
+                  </pic:spPr>
+                </pic:pic>
+              </a:graphicData>
+            </a:graphic>
+          </wp:anchor>
+        </w:drawing>
+      </w:r>
+    </w:p>
+    <w:p>
+      <w:pPr>
+        <w:spacing w:after="0" w:line="360" w:lineRule="exact"/>
+        <w:ind w:left="0" w:leftChars="0" w:firstLine="0" w:firstLineChars="0"/>
+        <w:jc w:val="center"/>
+        <w:rPr>
+          <w:rFonts w:hint="default" w:ascii="Times New Roman" w:hAnsi="Times New Roman" w:eastAsia="SimSun" w:cs="Times New Roman"/>
+          <w:b w:val="0"/>
+          <w:bCs w:val="0"/>
+          <w:i w:val="0"/>
+          <w:iCs w:val="0"/>
+          <w:caps w:val="0"/>
+          <w:color w:val="000000"/>
+          <w:spacing w:val="0"/>
+          <w:sz w:val="28"/>
+          <w:szCs w:val="28"/>
+          <w:lang w:val="ru-RU"/>
+        </w:rPr>
+      </w:pPr>
+      <w:r>
+        <w:rPr>
+          <w:rFonts w:hint="default" w:ascii="Times New Roman" w:hAnsi="Times New Roman" w:eastAsia="SimSun" w:cs="Times New Roman"/>
+          <w:b w:val="0"/>
+          <w:bCs w:val="0"/>
+          <w:i w:val="0"/>
+          <w:iCs w:val="0"/>
+          <w:caps w:val="0"/>
+          <w:color w:val="000000"/>
+          <w:spacing w:val="0"/>
+          <w:sz w:val="28"/>
+          <w:szCs w:val="28"/>
+          <w:lang w:val="ru-RU"/>
+        </w:rPr>
+        <w:drawing>
+          <wp:anchor distT="0" distB="0" distL="114300" distR="114300" simplePos="0" relativeHeight="251661312" behindDoc="0" locked="0" layoutInCell="1" allowOverlap="1">
+            <wp:simplePos x="0" y="0"/>
+            <wp:positionH relativeFrom="margin">
+              <wp:align>center</wp:align>
+            </wp:positionH>
+            <wp:positionV relativeFrom="paragraph">
+              <wp:posOffset>1259840</wp:posOffset>
+            </wp:positionV>
+            <wp:extent cx="2160270" cy="1417955"/>
+            <wp:effectExtent l="0" t="0" r="3810" b="14605"/>
+            <wp:wrapTopAndBottom/>
+            <wp:docPr id="4" name="Изображение 4" descr="{C2BB7CD6-A092-42E4-9FF0-9C2AF6B50F99}"/>
+            <wp:cNvGraphicFramePr>
+              <a:graphicFrameLocks xmlns:a="http://schemas.openxmlformats.org/drawingml/2006/main" noChangeAspect="1"/>
+            </wp:cNvGraphicFramePr>
+            <a:graphic xmlns:a="http://schemas.openxmlformats.org/drawingml/2006/main">
+              <a:graphicData uri="http://schemas.openxmlformats.org/drawingml/2006/picture">
+                <pic:pic xmlns:pic="http://schemas.openxmlformats.org/drawingml/2006/picture">
+                  <pic:nvPicPr>
+                    <pic:cNvPr id="4" name="Изображение 4" descr="{C2BB7CD6-A092-42E4-9FF0-9C2AF6B50F99}"/>
+                    <pic:cNvPicPr>
+                      <a:picLocks noChangeAspect="1"/>
+                    </pic:cNvPicPr>
+                  </pic:nvPicPr>
+                  <pic:blipFill>
+                    <a:blip r:embed="rId8"/>
+                    <a:stretch>
+                      <a:fillRect/>
+                    </a:stretch>
+                  </pic:blipFill>
+                  <pic:spPr>
+                    <a:xfrm>
+                      <a:off x="0" y="0"/>
+                      <a:ext cx="2160270" cy="1417955"/>
+                    </a:xfrm>
+                    <a:prstGeom prst="rect">
+                      <a:avLst/>
+                    </a:prstGeom>
+                  </pic:spPr>
+                </pic:pic>
+              </a:graphicData>
+            </a:graphic>
+          </wp:anchor>
+        </w:drawing>
+      </w:r>
+    </w:p>
+    <w:p>
+      <w:pPr>
+        <w:spacing w:after="0" w:line="360" w:lineRule="exact"/>
+        <w:ind w:left="0" w:leftChars="0" w:firstLine="0" w:firstLineChars="0"/>
+        <w:jc w:val="center"/>
+        <w:rPr>
+          <w:rFonts w:hint="default" w:ascii="Times New Roman" w:hAnsi="Times New Roman" w:eastAsia="SimSun" w:cs="Times New Roman"/>
+          <w:b w:val="0"/>
+          <w:bCs w:val="0"/>
+          <w:i w:val="0"/>
+          <w:iCs w:val="0"/>
+          <w:caps w:val="0"/>
+          <w:color w:val="000000"/>
+          <w:spacing w:val="0"/>
+          <w:sz w:val="28"/>
+          <w:szCs w:val="28"/>
+          <w:lang w:val="ru-RU"/>
+        </w:rPr>
+      </w:pPr>
+      <w:r>
+        <w:rPr>
+          <w:rFonts w:hint="default" w:ascii="Times New Roman" w:hAnsi="Times New Roman" w:eastAsia="SimSun" w:cs="Times New Roman"/>
+          <w:b w:val="0"/>
+          <w:bCs w:val="0"/>
+          <w:i w:val="0"/>
+          <w:iCs w:val="0"/>
+          <w:caps w:val="0"/>
+          <w:color w:val="000000"/>
+          <w:spacing w:val="0"/>
+          <w:sz w:val="28"/>
+          <w:szCs w:val="28"/>
+          <w:lang w:val="ru-RU"/>
+        </w:rPr>
+        <w:t xml:space="preserve">Русинок </w:t>
+      </w:r>
+      <w:r>
+        <w:rPr>
+          <w:rFonts w:hint="default" w:ascii="Times New Roman" w:hAnsi="Times New Roman" w:eastAsia="SimSun" w:cs="Times New Roman"/>
+          <w:b w:val="0"/>
+          <w:bCs w:val="0"/>
+          <w:i w:val="0"/>
+          <w:iCs w:val="0"/>
+          <w:caps w:val="0"/>
+          <w:color w:val="000000"/>
+          <w:spacing w:val="0"/>
+          <w:sz w:val="28"/>
+          <w:szCs w:val="28"/>
+          <w:lang w:val="en-US"/>
+        </w:rPr>
+        <w:t>2</w:t>
+      </w:r>
+      <w:r>
+        <w:rPr>
+          <w:rFonts w:hint="default" w:ascii="Times New Roman" w:hAnsi="Times New Roman" w:eastAsia="SimSun" w:cs="Times New Roman"/>
+          <w:b w:val="0"/>
+          <w:bCs w:val="0"/>
+          <w:i w:val="0"/>
+          <w:iCs w:val="0"/>
+          <w:caps w:val="0"/>
+          <w:color w:val="000000"/>
+          <w:spacing w:val="0"/>
+          <w:sz w:val="28"/>
+          <w:szCs w:val="28"/>
+          <w:lang w:val="ru-RU"/>
+        </w:rPr>
         <w:t xml:space="preserve"> </w:t>
       </w:r>
-    </w:p>
-    <w:p>
-      <w:pPr>
-        <w:spacing w:after="0" w:line="360" w:lineRule="exact"/>
-        <w:ind w:left="0" w:leftChars="0" w:firstLine="0" w:firstLineChars="0"/>
-        <w:jc w:val="center"/>
-        <w:rPr>
-          <w:rFonts w:hint="default" w:ascii="Times New Roman" w:hAnsi="Times New Roman" w:eastAsia="SimSun" w:cs="Times New Roman"/>
-          <w:b w:val="0"/>
-          <w:bCs w:val="0"/>
-          <w:i w:val="0"/>
-          <w:iCs w:val="0"/>
-          <w:caps w:val="0"/>
-          <w:color w:val="000000"/>
-          <w:spacing w:val="0"/>
-          <w:sz w:val="28"/>
-          <w:szCs w:val="28"/>
-          <w:lang w:val="ru-RU"/>
-        </w:rPr>
-      </w:pPr>
-    </w:p>
-    <w:p>
-      <w:pPr>
-        <w:spacing w:after="0" w:line="360" w:lineRule="exact"/>
-        <w:ind w:left="0" w:leftChars="0" w:firstLine="0" w:firstLineChars="0"/>
-        <w:jc w:val="center"/>
-        <w:rPr>
-          <w:rFonts w:hint="default" w:ascii="Times New Roman" w:hAnsi="Times New Roman" w:eastAsia="SimSun" w:cs="Times New Roman"/>
-          <w:b w:val="0"/>
-          <w:bCs w:val="0"/>
-          <w:i w:val="0"/>
-          <w:iCs w:val="0"/>
-          <w:caps w:val="0"/>
-          <w:color w:val="000000"/>
-          <w:spacing w:val="0"/>
-          <w:sz w:val="28"/>
-          <w:szCs w:val="28"/>
-          <w:lang w:val="ru-RU"/>
-        </w:rPr>
-      </w:pPr>
-    </w:p>
-    <w:p>
-      <w:pPr>
-        <w:spacing w:after="0" w:line="360" w:lineRule="exact"/>
-        <w:ind w:left="0" w:leftChars="0" w:firstLine="0" w:firstLineChars="0"/>
-        <w:jc w:val="center"/>
-        <w:rPr>
-          <w:rFonts w:hint="default" w:ascii="Times New Roman" w:hAnsi="Times New Roman" w:eastAsia="SimSun" w:cs="Times New Roman"/>
-          <w:b w:val="0"/>
-          <w:bCs w:val="0"/>
-          <w:i w:val="0"/>
-          <w:iCs w:val="0"/>
-          <w:caps w:val="0"/>
-          <w:color w:val="000000"/>
-          <w:spacing w:val="0"/>
-          <w:sz w:val="28"/>
-          <w:szCs w:val="28"/>
-          <w:lang w:val="ru-RU"/>
-        </w:rPr>
-      </w:pPr>
-      <w:r>
-        <w:rPr>
-          <w:rFonts w:hint="default" w:ascii="Times New Roman" w:hAnsi="Times New Roman" w:eastAsia="SimSun" w:cs="Times New Roman"/>
-          <w:b w:val="0"/>
-          <w:bCs w:val="0"/>
-          <w:i w:val="0"/>
-          <w:iCs w:val="0"/>
-          <w:caps w:val="0"/>
-          <w:color w:val="000000"/>
-          <w:spacing w:val="0"/>
-          <w:sz w:val="28"/>
-          <w:szCs w:val="28"/>
-          <w:lang w:val="ru-RU"/>
-        </w:rPr>
-        <w:t xml:space="preserve">Русинок </w:t>
-      </w:r>
       <w:r>
         <w:rPr>
           <w:rFonts w:hint="default" w:ascii="Times New Roman" w:hAnsi="Times New Roman" w:eastAsia="SimSun" w:cs="Times New Roman"/>
@@ -1033,39 +1245,7 @@
           <w:szCs w:val="28"/>
           <w:lang w:val="en-US"/>
         </w:rPr>
-        <w:t>2</w:t>
-      </w:r>
-      <w:r>
-        <w:rPr>
-          <w:rFonts w:hint="default" w:ascii="Times New Roman" w:hAnsi="Times New Roman" w:eastAsia="SimSun" w:cs="Times New Roman"/>
-          <w:b w:val="0"/>
-          <w:bCs w:val="0"/>
-          <w:i w:val="0"/>
-          <w:iCs w:val="0"/>
-          <w:caps w:val="0"/>
-          <w:color w:val="000000"/>
-          <w:spacing w:val="0"/>
-          <w:sz w:val="28"/>
-          <w:szCs w:val="28"/>
-          <w:lang w:val="ru-RU"/>
-        </w:rPr>
-        <w:t xml:space="preserve"> </w:t>
-      </w:r>
-      <w:r>
-        <w:rPr>
-          <w:rFonts w:hint="default" w:ascii="Times New Roman" w:hAnsi="Times New Roman" w:eastAsia="SimSun" w:cs="Times New Roman"/>
-          <w:b w:val="0"/>
-          <w:bCs w:val="0"/>
-          <w:i w:val="0"/>
-          <w:iCs w:val="0"/>
-          <w:caps w:val="0"/>
-          <w:color w:val="000000"/>
-          <w:spacing w:val="0"/>
-          <w:sz w:val="28"/>
-          <w:szCs w:val="28"/>
-          <w:lang w:val="en-US"/>
-        </w:rPr>
-        <w:t xml:space="preserve">- </w:t>
+        <w:t>- Лог сервера: обработка GET-запроса на получение списка.</w:t>
       </w:r>
     </w:p>
     <w:p>
@@ -1091,6 +1271,60 @@
     <w:p>
       <w:pPr>
         <w:spacing w:after="0" w:line="360" w:lineRule="exact"/>
+        <w:jc w:val="both"/>
+        <w:rPr>
+          <w:rFonts w:hint="default" w:ascii="Times New Roman" w:hAnsi="Times New Roman" w:eastAsia="SimSun" w:cs="Times New Roman"/>
+          <w:b w:val="0"/>
+          <w:bCs w:val="0"/>
+          <w:i w:val="0"/>
+          <w:iCs w:val="0"/>
+          <w:caps w:val="0"/>
+          <w:color w:val="000000"/>
+          <w:spacing w:val="0"/>
+          <w:sz w:val="28"/>
+          <w:szCs w:val="28"/>
+          <w:lang w:val="ru-RU"/>
+        </w:rPr>
+      </w:pPr>
+    </w:p>
+    <w:p>
+      <w:pPr>
+        <w:spacing w:after="0" w:line="360" w:lineRule="exact"/>
+        <w:jc w:val="center"/>
+        <w:rPr>
+          <w:rFonts w:hint="default" w:ascii="Times New Roman" w:hAnsi="Times New Roman" w:eastAsia="SimSun" w:cs="Times New Roman"/>
+          <w:b w:val="0"/>
+          <w:bCs w:val="0"/>
+          <w:i w:val="0"/>
+          <w:iCs w:val="0"/>
+          <w:caps w:val="0"/>
+          <w:color w:val="000000"/>
+          <w:spacing w:val="0"/>
+          <w:sz w:val="28"/>
+          <w:szCs w:val="28"/>
+          <w:lang w:val="ru-RU"/>
+        </w:rPr>
+      </w:pPr>
+      <w:r>
+        <w:rPr>
+          <w:rFonts w:hint="default" w:ascii="Times New Roman" w:hAnsi="Times New Roman" w:eastAsia="SimSun" w:cs="Times New Roman"/>
+          <w:b w:val="0"/>
+          <w:bCs w:val="0"/>
+          <w:i w:val="0"/>
+          <w:iCs w:val="0"/>
+          <w:caps w:val="0"/>
+          <w:color w:val="000000"/>
+          <w:spacing w:val="0"/>
+          <w:sz w:val="28"/>
+          <w:szCs w:val="28"/>
+          <w:lang w:val="ru-RU"/>
+        </w:rPr>
+        <w:t>Русинок 3 - Файловая структура проекта перед началом работы.</w:t>
+      </w:r>
+    </w:p>
+    <w:p>
+      <w:pPr>
+        <w:spacing w:after="0" w:line="360" w:lineRule="exact"/>
         <w:ind w:left="0" w:leftChars="0" w:firstLine="708" w:firstLineChars="0"/>
         <w:jc w:val="center"/>
         <w:rPr>
@@ -1111,41 +1345,6 @@
     <w:p>
       <w:pPr>
         <w:spacing w:after="0" w:line="360" w:lineRule="exact"/>
-        <w:jc w:val="center"/>
-        <w:rPr>
-          <w:rFonts w:hint="default" w:ascii="Times New Roman" w:hAnsi="Times New Roman" w:eastAsia="SimSun" w:cs="Times New Roman"/>
-          <w:b w:val="0"/>
-          <w:bCs w:val="0"/>
-          <w:i w:val="0"/>
-          <w:iCs w:val="0"/>
-          <w:caps w:val="0"/>
-          <w:color w:val="000000"/>
-          <w:spacing w:val="0"/>
-          <w:sz w:val="28"/>
-          <w:szCs w:val="28"/>
-          <w:lang w:val="ru-RU"/>
-        </w:rPr>
-      </w:pPr>
-      <w:r>
-        <w:rPr>
-          <w:rFonts w:hint="default" w:ascii="Times New Roman" w:hAnsi="Times New Roman" w:eastAsia="SimSun" w:cs="Times New Roman"/>
-          <w:b w:val="0"/>
-          <w:bCs w:val="0"/>
-          <w:i w:val="0"/>
-          <w:iCs w:val="0"/>
-          <w:caps w:val="0"/>
-          <w:color w:val="000000"/>
-          <w:spacing w:val="0"/>
-          <w:sz w:val="28"/>
-          <w:szCs w:val="28"/>
-          <w:lang w:val="ru-RU"/>
-        </w:rPr>
-        <w:t>Русинок 3 -</w:t>
-      </w:r>
-    </w:p>
-    <w:p>
-      <w:pPr>
-        <w:spacing w:after="0" w:line="360" w:lineRule="exact"/>
         <w:ind w:left="0" w:leftChars="0" w:firstLine="708" w:firstLineChars="0"/>
         <w:jc w:val="center"/>
         <w:rPr>
@@ -1162,6 +1361,106 @@
           <w:lang w:val="ru-RU"/>
         </w:rPr>
       </w:pPr>
+      <w:r>
+        <w:rPr>
+          <w:rFonts w:hint="default" w:ascii="Times New Roman" w:hAnsi="Times New Roman" w:eastAsia="SimSun" w:cs="Times New Roman"/>
+          <w:b w:val="0"/>
+          <w:bCs w:val="0"/>
+          <w:i w:val="0"/>
+          <w:iCs w:val="0"/>
+          <w:caps w:val="0"/>
+          <w:color w:val="000000"/>
+          <w:spacing w:val="0"/>
+          <w:sz w:val="28"/>
+          <w:szCs w:val="28"/>
+          <w:lang w:val="ru-RU"/>
+        </w:rPr>
+        <w:drawing>
+          <wp:anchor distT="0" distB="0" distL="114300" distR="114300" simplePos="0" relativeHeight="251662336" behindDoc="0" locked="0" layoutInCell="1" allowOverlap="1">
+            <wp:simplePos x="0" y="0"/>
+            <wp:positionH relativeFrom="column">
+              <wp:posOffset>0</wp:posOffset>
+            </wp:positionH>
+            <wp:positionV relativeFrom="paragraph">
+              <wp:posOffset>17780</wp:posOffset>
+            </wp:positionV>
+            <wp:extent cx="5939790" cy="317500"/>
+            <wp:effectExtent l="9525" t="9525" r="9525" b="23495"/>
+            <wp:wrapTopAndBottom/>
+            <wp:docPr id="5" name="Изображение 5" descr="{B69FD10D-3E05-40F9-A2E2-D1517F3E7F60}"/>
+            <wp:cNvGraphicFramePr>
+              <a:graphicFrameLocks xmlns:a="http://schemas.openxmlformats.org/drawingml/2006/main" noChangeAspect="1"/>
+            </wp:cNvGraphicFramePr>
+            <a:graphic xmlns:a="http://schemas.openxmlformats.org/drawingml/2006/main">
+              <a:graphicData uri="http://schemas.openxmlformats.org/drawingml/2006/picture">
+                <pic:pic xmlns:pic="http://schemas.openxmlformats.org/drawingml/2006/picture">
+                  <pic:nvPicPr>
+                    <pic:cNvPr id="5" name="Изображение 5" descr="{B69FD10D-3E05-40F9-A2E2-D1517F3E7F60}"/>
+                    <pic:cNvPicPr>
+                      <a:picLocks noChangeAspect="1"/>
+                    </pic:cNvPicPr>
+                  </pic:nvPicPr>
+                  <pic:blipFill>
+                    <a:blip r:embed="rId9"/>
+                    <a:stretch>
+                      <a:fillRect/>
+                    </a:stretch>
+                  </pic:blipFill>
+                  <pic:spPr>
+                    <a:xfrm>
+                      <a:off x="0" y="0"/>
+                      <a:ext cx="5939790" cy="317500"/>
+                    </a:xfrm>
+                    <a:prstGeom prst="rect">
+                      <a:avLst/>
+                    </a:prstGeom>
+                    <a:ln>
+                      <a:solidFill>
+                        <a:schemeClr val="tx1"/>
+                      </a:solidFill>
+                    </a:ln>
+                  </pic:spPr>
+                </pic:pic>
+              </a:graphicData>
+            </a:graphic>
+          </wp:anchor>
+        </w:drawing>
+      </w:r>
+    </w:p>
+    <w:p>
+      <w:pPr>
+        <w:spacing w:after="0" w:line="360" w:lineRule="exact"/>
+        <w:jc w:val="center"/>
+        <w:rPr>
+          <w:rFonts w:hint="default" w:ascii="Times New Roman" w:hAnsi="Times New Roman" w:eastAsia="SimSun" w:cs="Times New Roman"/>
+          <w:b w:val="0"/>
+          <w:bCs w:val="0"/>
+          <w:i w:val="0"/>
+          <w:iCs w:val="0"/>
+          <w:caps w:val="0"/>
+          <w:color w:val="000000"/>
+          <w:spacing w:val="0"/>
+          <w:sz w:val="28"/>
+          <w:szCs w:val="28"/>
+          <w:lang w:val="ru-RU"/>
+        </w:rPr>
+      </w:pPr>
+      <w:r>
+        <w:rPr>
+          <w:rFonts w:hint="default" w:ascii="Times New Roman" w:hAnsi="Times New Roman" w:eastAsia="SimSun" w:cs="Times New Roman"/>
+          <w:b w:val="0"/>
+          <w:bCs w:val="0"/>
+          <w:i w:val="0"/>
+          <w:iCs w:val="0"/>
+          <w:caps w:val="0"/>
+          <w:color w:val="000000"/>
+          <w:spacing w:val="0"/>
+          <w:sz w:val="28"/>
+          <w:szCs w:val="28"/>
+          <w:lang w:val="ru-RU"/>
+        </w:rPr>
+        <w:t>Русинок 4 - Wireshark: перехват GET-запроса и пустого JSON-ответа [].</w:t>
+      </w:r>
     </w:p>
     <w:p>
       <w:pPr>
@@ -1182,40 +1481,119 @@
           <w:lang w:val="ru-RU"/>
         </w:rPr>
       </w:pPr>
-    </w:p>
-    <w:p>
-      <w:pPr>
-        <w:spacing w:after="0" w:line="360" w:lineRule="exact"/>
-        <w:jc w:val="center"/>
-        <w:rPr>
-          <w:rFonts w:hint="default" w:ascii="Times New Roman" w:hAnsi="Times New Roman" w:eastAsia="SimSun" w:cs="Times New Roman"/>
-          <w:b w:val="0"/>
-          <w:bCs w:val="0"/>
-          <w:i w:val="0"/>
-          <w:iCs w:val="0"/>
-          <w:caps w:val="0"/>
-          <w:color w:val="000000"/>
-          <w:spacing w:val="0"/>
-          <w:sz w:val="28"/>
-          <w:szCs w:val="28"/>
-          <w:lang w:val="ru-RU"/>
-        </w:rPr>
-      </w:pPr>
-      <w:r>
-        <w:rPr>
-          <w:rFonts w:hint="default" w:ascii="Times New Roman" w:hAnsi="Times New Roman" w:eastAsia="SimSun" w:cs="Times New Roman"/>
-          <w:b w:val="0"/>
-          <w:bCs w:val="0"/>
-          <w:i w:val="0"/>
-          <w:iCs w:val="0"/>
-          <w:caps w:val="0"/>
-          <w:color w:val="000000"/>
-          <w:spacing w:val="0"/>
-          <w:sz w:val="28"/>
-          <w:szCs w:val="28"/>
-          <w:lang w:val="ru-RU"/>
-        </w:rPr>
-        <w:t>Русинок 4 -</w:t>
+      <w:r>
+        <w:rPr>
+          <w:rFonts w:hint="default" w:ascii="Times New Roman" w:hAnsi="Times New Roman" w:eastAsia="SimSun" w:cs="Times New Roman"/>
+          <w:b w:val="0"/>
+          <w:bCs w:val="0"/>
+          <w:i w:val="0"/>
+          <w:iCs w:val="0"/>
+          <w:caps w:val="0"/>
+          <w:color w:val="000000"/>
+          <w:spacing w:val="0"/>
+          <w:sz w:val="28"/>
+          <w:szCs w:val="28"/>
+          <w:lang w:val="ru-RU"/>
+        </w:rPr>
+        <w:drawing>
+          <wp:anchor distT="0" distB="0" distL="114300" distR="114300" simplePos="0" relativeHeight="251663360" behindDoc="0" locked="0" layoutInCell="1" allowOverlap="1">
+            <wp:simplePos x="0" y="0"/>
+            <wp:positionH relativeFrom="column">
+              <wp:posOffset>0</wp:posOffset>
+            </wp:positionH>
+            <wp:positionV relativeFrom="paragraph">
+              <wp:posOffset>252095</wp:posOffset>
+            </wp:positionV>
+            <wp:extent cx="5940425" cy="511175"/>
+            <wp:effectExtent l="0" t="0" r="3175" b="6985"/>
+            <wp:wrapTopAndBottom/>
+            <wp:docPr id="6" name="Изображение 6" descr="{823A5646-46FB-4F23-A19C-42E84CE6F7AF}"/>
+            <wp:cNvGraphicFramePr>
+              <a:graphicFrameLocks xmlns:a="http://schemas.openxmlformats.org/drawingml/2006/main" noChangeAspect="1"/>
+            </wp:cNvGraphicFramePr>
+            <a:graphic xmlns:a="http://schemas.openxmlformats.org/drawingml/2006/main">
+              <a:graphicData uri="http://schemas.openxmlformats.org/drawingml/2006/picture">
+                <pic:pic xmlns:pic="http://schemas.openxmlformats.org/drawingml/2006/picture">
+                  <pic:nvPicPr>
+                    <pic:cNvPr id="6" name="Изображение 6" descr="{823A5646-46FB-4F23-A19C-42E84CE6F7AF}"/>
+                    <pic:cNvPicPr>
+                      <a:picLocks noChangeAspect="1"/>
+                    </pic:cNvPicPr>
+                  </pic:nvPicPr>
+                  <pic:blipFill>
+                    <a:blip r:embed="rId10"/>
+                    <a:stretch>
+                      <a:fillRect/>
+                    </a:stretch>
+                  </pic:blipFill>
+                  <pic:spPr>
+                    <a:xfrm>
+                      <a:off x="0" y="0"/>
+                      <a:ext cx="5940425" cy="511175"/>
+                    </a:xfrm>
+                    <a:prstGeom prst="rect">
+                      <a:avLst/>
+                    </a:prstGeom>
+                  </pic:spPr>
+                </pic:pic>
+              </a:graphicData>
+            </a:graphic>
+          </wp:anchor>
+        </w:drawing>
+      </w:r>
+    </w:p>
+    <w:p>
+      <w:pPr>
+        <w:spacing w:after="0" w:line="360" w:lineRule="exact"/>
+        <w:jc w:val="both"/>
+        <w:rPr>
+          <w:rFonts w:hint="default" w:ascii="Times New Roman" w:hAnsi="Times New Roman" w:eastAsia="SimSun" w:cs="Times New Roman"/>
+          <w:b w:val="0"/>
+          <w:bCs w:val="0"/>
+          <w:i w:val="0"/>
+          <w:iCs w:val="0"/>
+          <w:caps w:val="0"/>
+          <w:color w:val="000000"/>
+          <w:spacing w:val="0"/>
+          <w:sz w:val="28"/>
+          <w:szCs w:val="28"/>
+          <w:lang w:val="ru-RU"/>
+        </w:rPr>
+      </w:pPr>
+    </w:p>
+    <w:p>
+      <w:pPr>
+        <w:spacing w:after="0" w:line="360" w:lineRule="exact"/>
+        <w:jc w:val="center"/>
+        <w:rPr>
+          <w:rFonts w:hint="default" w:ascii="Times New Roman" w:hAnsi="Times New Roman" w:eastAsia="SimSun" w:cs="Times New Roman"/>
+          <w:b w:val="0"/>
+          <w:bCs w:val="0"/>
+          <w:i w:val="0"/>
+          <w:iCs w:val="0"/>
+          <w:caps w:val="0"/>
+          <w:color w:val="000000"/>
+          <w:spacing w:val="0"/>
+          <w:sz w:val="28"/>
+          <w:szCs w:val="28"/>
+          <w:lang w:val="ru-RU"/>
+        </w:rPr>
+      </w:pPr>
+      <w:r>
+        <w:rPr>
+          <w:rFonts w:hint="default" w:ascii="Times New Roman" w:hAnsi="Times New Roman" w:eastAsia="SimSun" w:cs="Times New Roman"/>
+          <w:b w:val="0"/>
+          <w:bCs w:val="0"/>
+          <w:i w:val="0"/>
+          <w:iCs w:val="0"/>
+          <w:caps w:val="0"/>
+          <w:color w:val="000000"/>
+          <w:spacing w:val="0"/>
+          <w:sz w:val="28"/>
+          <w:szCs w:val="28"/>
+          <w:lang w:val="ru-RU"/>
+        </w:rPr>
+        <w:t>Русинок 5 - Загрузка файла 1.txt на сервер методом PUT.</w:t>
       </w:r>
     </w:p>
     <w:p>
@@ -1237,6 +1615,66 @@
           <w:lang w:val="ru-RU"/>
         </w:rPr>
       </w:pPr>
+      <w:r>
+        <w:rPr>
+          <w:rFonts w:hint="default" w:ascii="Times New Roman" w:hAnsi="Times New Roman" w:eastAsia="SimSun" w:cs="Times New Roman"/>
+          <w:b w:val="0"/>
+          <w:bCs w:val="0"/>
+          <w:i w:val="0"/>
+          <w:iCs w:val="0"/>
+          <w:caps w:val="0"/>
+          <w:color w:val="000000"/>
+          <w:spacing w:val="0"/>
+          <w:sz w:val="28"/>
+          <w:szCs w:val="28"/>
+          <w:lang w:val="ru-RU"/>
+        </w:rPr>
+        <w:drawing>
+          <wp:anchor distT="0" distB="0" distL="114300" distR="114300" simplePos="0" relativeHeight="251664384" behindDoc="0" locked="0" layoutInCell="1" allowOverlap="1">
+            <wp:simplePos x="0" y="0"/>
+            <wp:positionH relativeFrom="column">
+              <wp:posOffset>0</wp:posOffset>
+            </wp:positionH>
+            <wp:positionV relativeFrom="paragraph">
+              <wp:posOffset>252095</wp:posOffset>
+            </wp:positionV>
+            <wp:extent cx="5939790" cy="454660"/>
+            <wp:effectExtent l="0" t="0" r="3810" b="2540"/>
+            <wp:wrapTopAndBottom/>
+            <wp:docPr id="8" name="Изображение 8" descr="{61413159-65C0-4798-9F03-BA80ACCA7020}"/>
+            <wp:cNvGraphicFramePr>
+              <a:graphicFrameLocks xmlns:a="http://schemas.openxmlformats.org/drawingml/2006/main" noChangeAspect="1"/>
+            </wp:cNvGraphicFramePr>
+            <a:graphic xmlns:a="http://schemas.openxmlformats.org/drawingml/2006/main">
+              <a:graphicData uri="http://schemas.openxmlformats.org/drawingml/2006/picture">
+                <pic:pic xmlns:pic="http://schemas.openxmlformats.org/drawingml/2006/picture">
+                  <pic:nvPicPr>
+                    <pic:cNvPr id="8" name="Изображение 8" descr="{61413159-65C0-4798-9F03-BA80ACCA7020}"/>
+                    <pic:cNvPicPr>
+                      <a:picLocks noChangeAspect="1"/>
+                    </pic:cNvPicPr>
+                  </pic:nvPicPr>
+                  <pic:blipFill>
+                    <a:blip r:embed="rId11"/>
+                    <a:stretch>
+                      <a:fillRect/>
+                    </a:stretch>
+                  </pic:blipFill>
+                  <pic:spPr>
+                    <a:xfrm>
+                      <a:off x="0" y="0"/>
+                      <a:ext cx="5939790" cy="454660"/>
+                    </a:xfrm>
+                    <a:prstGeom prst="rect">
+                      <a:avLst/>
+                    </a:prstGeom>
+                  </pic:spPr>
+                </pic:pic>
+              </a:graphicData>
+            </a:graphic>
+          </wp:anchor>
+        </w:drawing>
+      </w:r>
     </w:p>
     <w:p>
       <w:pPr>
@@ -1290,7 +1728,121 @@
           <w:szCs w:val="28"/>
           <w:lang w:val="ru-RU"/>
         </w:rPr>
-        <w:t>Русинок 5 -</w:t>
+        <w:t>Русинок 6 - Лог сервера: успешное сохранение файла [SAV].</w:t>
+      </w:r>
+    </w:p>
+    <w:p>
+      <w:pPr>
+        <w:spacing w:after="0" w:line="360" w:lineRule="exact"/>
+        <w:jc w:val="both"/>
+        <w:rPr>
+          <w:rFonts w:hint="default" w:ascii="Times New Roman" w:hAnsi="Times New Roman" w:eastAsia="SimSun" w:cs="Times New Roman"/>
+          <w:b w:val="0"/>
+          <w:bCs w:val="0"/>
+          <w:i w:val="0"/>
+          <w:iCs w:val="0"/>
+          <w:caps w:val="0"/>
+          <w:color w:val="000000"/>
+          <w:spacing w:val="0"/>
+          <w:sz w:val="28"/>
+          <w:szCs w:val="28"/>
+          <w:lang w:val="ru-RU"/>
+        </w:rPr>
+      </w:pPr>
+      <w:r>
+        <w:rPr>
+          <w:rFonts w:hint="default" w:ascii="Times New Roman" w:hAnsi="Times New Roman" w:eastAsia="SimSun" w:cs="Times New Roman"/>
+          <w:b w:val="0"/>
+          <w:bCs w:val="0"/>
+          <w:i w:val="0"/>
+          <w:iCs w:val="0"/>
+          <w:caps w:val="0"/>
+          <w:color w:val="000000"/>
+          <w:spacing w:val="0"/>
+          <w:sz w:val="28"/>
+          <w:szCs w:val="28"/>
+          <w:lang w:val="ru-RU"/>
+        </w:rPr>
+        <w:drawing>
+          <wp:anchor distT="0" distB="0" distL="114300" distR="114300" simplePos="0" relativeHeight="251665408" behindDoc="0" locked="0" layoutInCell="1" allowOverlap="1">
+            <wp:simplePos x="0" y="0"/>
+            <wp:positionH relativeFrom="margin">
+              <wp:align>center</wp:align>
+            </wp:positionH>
+            <wp:positionV relativeFrom="paragraph">
+              <wp:posOffset>0</wp:posOffset>
+            </wp:positionV>
+            <wp:extent cx="2160270" cy="1614170"/>
+            <wp:effectExtent l="0" t="0" r="3810" b="1270"/>
+            <wp:wrapTopAndBottom/>
+            <wp:docPr id="9" name="Изображение 9" descr="{54169936-B052-4964-88C3-D95B7D57CE98}"/>
+            <wp:cNvGraphicFramePr>
+              <a:graphicFrameLocks xmlns:a="http://schemas.openxmlformats.org/drawingml/2006/main" noChangeAspect="1"/>
+            </wp:cNvGraphicFramePr>
+            <a:graphic xmlns:a="http://schemas.openxmlformats.org/drawingml/2006/main">
+              <a:graphicData uri="http://schemas.openxmlformats.org/drawingml/2006/picture">
+                <pic:pic xmlns:pic="http://schemas.openxmlformats.org/drawingml/2006/picture">
+                  <pic:nvPicPr>
+                    <pic:cNvPr id="9" name="Изображение 9" descr="{54169936-B052-4964-88C3-D95B7D57CE98}"/>
+                    <pic:cNvPicPr>
+                      <a:picLocks noChangeAspect="1"/>
+                    </pic:cNvPicPr>
+                  </pic:nvPicPr>
+                  <pic:blipFill>
+                    <a:blip r:embed="rId12"/>
+                    <a:stretch>
+                      <a:fillRect/>
+                    </a:stretch>
+                  </pic:blipFill>
+                  <pic:spPr>
+                    <a:xfrm>
+                      <a:off x="0" y="0"/>
+                      <a:ext cx="2160270" cy="1614170"/>
+                    </a:xfrm>
+                    <a:prstGeom prst="rect">
+                      <a:avLst/>
+                    </a:prstGeom>
+                  </pic:spPr>
+                </pic:pic>
+              </a:graphicData>
+            </a:graphic>
+          </wp:anchor>
+        </w:drawing>
+      </w:r>
+    </w:p>
+    <w:p>
+      <w:pPr>
+        <w:spacing w:after="0" w:line="360" w:lineRule="exact"/>
+        <w:jc w:val="center"/>
+        <w:rPr>
+          <w:rFonts w:hint="default" w:ascii="Times New Roman" w:hAnsi="Times New Roman" w:eastAsia="SimSun" w:cs="Times New Roman"/>
+          <w:b w:val="0"/>
+          <w:bCs w:val="0"/>
+          <w:i w:val="0"/>
+          <w:iCs w:val="0"/>
+          <w:caps w:val="0"/>
+          <w:color w:val="000000"/>
+          <w:spacing w:val="0"/>
+          <w:sz w:val="28"/>
+          <w:szCs w:val="28"/>
+          <w:lang w:val="ru-RU"/>
+        </w:rPr>
+      </w:pPr>
+      <w:r>
+        <w:rPr>
+          <w:rFonts w:hint="default" w:ascii="Times New Roman" w:hAnsi="Times New Roman" w:eastAsia="SimSun" w:cs="Times New Roman"/>
+          <w:b w:val="0"/>
+          <w:bCs w:val="0"/>
+          <w:i w:val="0"/>
+          <w:iCs w:val="0"/>
+          <w:caps w:val="0"/>
+          <w:color w:val="000000"/>
+          <w:spacing w:val="0"/>
+          <w:sz w:val="28"/>
+          <w:szCs w:val="28"/>
+          <w:lang w:val="ru-RU"/>
+        </w:rPr>
+        <w:t>Русинок 7 - Появление файла 1.txt в папке storage_data.</w:t>
       </w:r>
     </w:p>
     <w:p>
@@ -1312,6 +1864,125 @@
           <w:lang w:val="ru-RU"/>
         </w:rPr>
       </w:pPr>
+      <w:r>
+        <w:rPr>
+          <w:rFonts w:hint="default" w:ascii="Times New Roman" w:hAnsi="Times New Roman" w:eastAsia="SimSun" w:cs="Times New Roman"/>
+          <w:b w:val="0"/>
+          <w:bCs w:val="0"/>
+          <w:i w:val="0"/>
+          <w:iCs w:val="0"/>
+          <w:caps w:val="0"/>
+          <w:color w:val="000000"/>
+          <w:spacing w:val="0"/>
+          <w:sz w:val="28"/>
+          <w:szCs w:val="28"/>
+          <w:lang w:val="ru-RU"/>
+        </w:rPr>
+        <w:drawing>
+          <wp:anchor distT="0" distB="0" distL="114300" distR="114300" simplePos="0" relativeHeight="251666432" behindDoc="0" locked="0" layoutInCell="1" allowOverlap="1">
+            <wp:simplePos x="0" y="0"/>
+            <wp:positionH relativeFrom="column">
+              <wp:posOffset>0</wp:posOffset>
+            </wp:positionH>
+            <wp:positionV relativeFrom="paragraph">
+              <wp:posOffset>252095</wp:posOffset>
+            </wp:positionV>
+            <wp:extent cx="5937250" cy="229870"/>
+            <wp:effectExtent l="9525" t="9525" r="12065" b="19685"/>
+            <wp:wrapTopAndBottom/>
+            <wp:docPr id="11" name="Изображение 11" descr="{E70AFF39-2442-402F-B92F-D4F8F845FDC6}"/>
+            <wp:cNvGraphicFramePr>
+              <a:graphicFrameLocks xmlns:a="http://schemas.openxmlformats.org/drawingml/2006/main" noChangeAspect="1"/>
+            </wp:cNvGraphicFramePr>
+            <a:graphic xmlns:a="http://schemas.openxmlformats.org/drawingml/2006/main">
+              <a:graphicData uri="http://schemas.openxmlformats.org/drawingml/2006/picture">
+                <pic:pic xmlns:pic="http://schemas.openxmlformats.org/drawingml/2006/picture">
+                  <pic:nvPicPr>
+                    <pic:cNvPr id="11" name="Изображение 11" descr="{E70AFF39-2442-402F-B92F-D4F8F845FDC6}"/>
+                    <pic:cNvPicPr>
+                      <a:picLocks noChangeAspect="1"/>
+                    </pic:cNvPicPr>
+                  </pic:nvPicPr>
+                  <pic:blipFill>
+                    <a:blip r:embed="rId13"/>
+                    <a:stretch>
+                      <a:fillRect/>
+                    </a:stretch>
+                  </pic:blipFill>
+                  <pic:spPr>
+                    <a:xfrm>
+                      <a:off x="0" y="0"/>
+                      <a:ext cx="5937250" cy="229870"/>
+                    </a:xfrm>
+                    <a:prstGeom prst="rect">
+                      <a:avLst/>
+                    </a:prstGeom>
+                    <a:ln>
+                      <a:solidFill>
+                        <a:schemeClr val="tx1"/>
+                      </a:solidFill>
+                    </a:ln>
+                  </pic:spPr>
+                </pic:pic>
+              </a:graphicData>
+            </a:graphic>
+          </wp:anchor>
+        </w:drawing>
+      </w:r>
+    </w:p>
+    <w:p>
+      <w:pPr>
+        <w:spacing w:after="0" w:line="360" w:lineRule="exact"/>
+        <w:jc w:val="both"/>
+        <w:rPr>
+          <w:rFonts w:hint="default" w:ascii="Times New Roman" w:hAnsi="Times New Roman" w:eastAsia="SimSun" w:cs="Times New Roman"/>
+          <w:b w:val="0"/>
+          <w:bCs w:val="0"/>
+          <w:i w:val="0"/>
+          <w:iCs w:val="0"/>
+          <w:caps w:val="0"/>
+          <w:color w:val="000000"/>
+          <w:spacing w:val="0"/>
+          <w:sz w:val="28"/>
+          <w:szCs w:val="28"/>
+          <w:lang w:val="ru-RU"/>
+        </w:rPr>
+      </w:pPr>
+    </w:p>
+    <w:p>
+      <w:pPr>
+        <w:spacing w:after="0" w:line="360" w:lineRule="exact"/>
+        <w:jc w:val="center"/>
+        <w:rPr>
+          <w:rFonts w:hint="default" w:ascii="Times New Roman" w:hAnsi="Times New Roman" w:eastAsia="SimSun" w:cs="Times New Roman"/>
+          <w:b w:val="0"/>
+          <w:bCs w:val="0"/>
+          <w:i w:val="0"/>
+          <w:iCs w:val="0"/>
+          <w:caps w:val="0"/>
+          <w:color w:val="000000"/>
+          <w:spacing w:val="0"/>
+          <w:sz w:val="28"/>
+          <w:szCs w:val="28"/>
+          <w:lang w:val="ru-RU"/>
+        </w:rPr>
+      </w:pPr>
+      <w:r>
+        <w:rPr>
+          <w:rFonts w:hint="default" w:ascii="Times New Roman" w:hAnsi="Times New Roman" w:eastAsia="SimSun" w:cs="Times New Roman"/>
+          <w:b w:val="0"/>
+          <w:bCs w:val="0"/>
+          <w:i w:val="0"/>
+          <w:iCs w:val="0"/>
+          <w:caps w:val="0"/>
+          <w:color w:val="000000"/>
+          <w:spacing w:val="0"/>
+          <w:sz w:val="28"/>
+          <w:szCs w:val="28"/>
+          <w:lang w:val="ru-RU"/>
+        </w:rPr>
+        <w:t>Русинок 8 - Wireshark: анализ PUT-запроса (создание файла).</w:t>
+      </w:r>
     </w:p>
     <w:p>
       <w:pPr>
@@ -1332,307 +2003,2121 @@
           <w:lang w:val="ru-RU"/>
         </w:rPr>
       </w:pPr>
-    </w:p>
-    <w:p>
-      <w:pPr>
-        <w:spacing w:after="0" w:line="360" w:lineRule="exact"/>
-        <w:jc w:val="center"/>
-        <w:rPr>
-          <w:rFonts w:hint="default" w:ascii="Times New Roman" w:hAnsi="Times New Roman" w:eastAsia="SimSun" w:cs="Times New Roman"/>
-          <w:b w:val="0"/>
-          <w:bCs w:val="0"/>
-          <w:i w:val="0"/>
-          <w:iCs w:val="0"/>
-          <w:caps w:val="0"/>
-          <w:color w:val="000000"/>
-          <w:spacing w:val="0"/>
-          <w:sz w:val="28"/>
-          <w:szCs w:val="28"/>
-          <w:lang w:val="ru-RU"/>
-        </w:rPr>
-      </w:pPr>
-      <w:r>
-        <w:rPr>
-          <w:rFonts w:hint="default" w:ascii="Times New Roman" w:hAnsi="Times New Roman" w:eastAsia="SimSun" w:cs="Times New Roman"/>
-          <w:b w:val="0"/>
-          <w:bCs w:val="0"/>
-          <w:i w:val="0"/>
-          <w:iCs w:val="0"/>
-          <w:caps w:val="0"/>
-          <w:color w:val="000000"/>
-          <w:spacing w:val="0"/>
-          <w:sz w:val="28"/>
-          <w:szCs w:val="28"/>
-          <w:lang w:val="ru-RU"/>
-        </w:rPr>
-        <w:t>Русинок 6 -</w:t>
-      </w:r>
+      <w:r>
+        <w:rPr>
+          <w:rFonts w:hint="default" w:ascii="Times New Roman" w:hAnsi="Times New Roman" w:eastAsia="SimSun" w:cs="Times New Roman"/>
+          <w:b w:val="0"/>
+          <w:bCs w:val="0"/>
+          <w:i w:val="0"/>
+          <w:iCs w:val="0"/>
+          <w:caps w:val="0"/>
+          <w:color w:val="000000"/>
+          <w:spacing w:val="0"/>
+          <w:sz w:val="28"/>
+          <w:szCs w:val="28"/>
+          <w:lang w:val="ru-RU"/>
+        </w:rPr>
+        <w:drawing>
+          <wp:anchor distT="0" distB="0" distL="114300" distR="114300" simplePos="0" relativeHeight="251667456" behindDoc="0" locked="0" layoutInCell="1" allowOverlap="1">
+            <wp:simplePos x="0" y="0"/>
+            <wp:positionH relativeFrom="column">
+              <wp:posOffset>0</wp:posOffset>
+            </wp:positionH>
+            <wp:positionV relativeFrom="paragraph">
+              <wp:posOffset>252095</wp:posOffset>
+            </wp:positionV>
+            <wp:extent cx="5939155" cy="502285"/>
+            <wp:effectExtent l="0" t="0" r="4445" b="635"/>
+            <wp:wrapTopAndBottom/>
+            <wp:docPr id="12" name="Изображение 12" descr="{E6258920-6446-4BEC-A72D-154F85BEC9BC}"/>
+            <wp:cNvGraphicFramePr>
+              <a:graphicFrameLocks xmlns:a="http://schemas.openxmlformats.org/drawingml/2006/main" noChangeAspect="1"/>
+            </wp:cNvGraphicFramePr>
+            <a:graphic xmlns:a="http://schemas.openxmlformats.org/drawingml/2006/main">
+              <a:graphicData uri="http://schemas.openxmlformats.org/drawingml/2006/picture">
+                <pic:pic xmlns:pic="http://schemas.openxmlformats.org/drawingml/2006/picture">
+                  <pic:nvPicPr>
+                    <pic:cNvPr id="12" name="Изображение 12" descr="{E6258920-6446-4BEC-A72D-154F85BEC9BC}"/>
+                    <pic:cNvPicPr>
+                      <a:picLocks noChangeAspect="1"/>
+                    </pic:cNvPicPr>
+                  </pic:nvPicPr>
+                  <pic:blipFill>
+                    <a:blip r:embed="rId14"/>
+                    <a:stretch>
+                      <a:fillRect/>
+                    </a:stretch>
+                  </pic:blipFill>
+                  <pic:spPr>
+                    <a:xfrm>
+                      <a:off x="0" y="0"/>
+                      <a:ext cx="5939155" cy="502285"/>
+                    </a:xfrm>
+                    <a:prstGeom prst="rect">
+                      <a:avLst/>
+                    </a:prstGeom>
+                  </pic:spPr>
+                </pic:pic>
+              </a:graphicData>
+            </a:graphic>
+          </wp:anchor>
+        </w:drawing>
+      </w:r>
+    </w:p>
+    <w:p>
+      <w:pPr>
+        <w:spacing w:after="0" w:line="360" w:lineRule="exact"/>
+        <w:ind w:left="0" w:leftChars="0" w:firstLine="708" w:firstLineChars="0"/>
+        <w:jc w:val="center"/>
+        <w:rPr>
+          <w:rFonts w:hint="default" w:ascii="Times New Roman" w:hAnsi="Times New Roman" w:eastAsia="SimSun" w:cs="Times New Roman"/>
+          <w:b w:val="0"/>
+          <w:bCs w:val="0"/>
+          <w:i w:val="0"/>
+          <w:iCs w:val="0"/>
+          <w:caps w:val="0"/>
+          <w:color w:val="000000"/>
+          <w:spacing w:val="0"/>
+          <w:sz w:val="28"/>
+          <w:szCs w:val="28"/>
+          <w:lang w:val="ru-RU"/>
+        </w:rPr>
+      </w:pPr>
+    </w:p>
+    <w:p>
+      <w:pPr>
+        <w:spacing w:after="0" w:line="360" w:lineRule="exact"/>
+        <w:jc w:val="center"/>
+        <w:rPr>
+          <w:rFonts w:hint="default" w:ascii="Times New Roman" w:hAnsi="Times New Roman" w:eastAsia="SimSun" w:cs="Times New Roman"/>
+          <w:b w:val="0"/>
+          <w:bCs w:val="0"/>
+          <w:i w:val="0"/>
+          <w:iCs w:val="0"/>
+          <w:caps w:val="0"/>
+          <w:color w:val="000000"/>
+          <w:spacing w:val="0"/>
+          <w:sz w:val="28"/>
+          <w:szCs w:val="28"/>
+          <w:lang w:val="ru-RU"/>
+        </w:rPr>
+      </w:pPr>
+      <w:r>
+        <w:rPr>
+          <w:rFonts w:hint="default" w:ascii="Times New Roman" w:hAnsi="Times New Roman" w:eastAsia="SimSun" w:cs="Times New Roman"/>
+          <w:b w:val="0"/>
+          <w:bCs w:val="0"/>
+          <w:i w:val="0"/>
+          <w:iCs w:val="0"/>
+          <w:caps w:val="0"/>
+          <w:color w:val="000000"/>
+          <w:spacing w:val="0"/>
+          <w:sz w:val="28"/>
+          <w:szCs w:val="28"/>
+          <w:lang w:val="ru-RU"/>
+        </w:rPr>
+        <w:t>Русинок 9 - Выполнение HEAD-запроса для проверки метаданных.</w:t>
+      </w:r>
+    </w:p>
+    <w:p>
+      <w:pPr>
+        <w:spacing w:after="0" w:line="360" w:lineRule="exact"/>
+        <w:jc w:val="center"/>
+        <w:rPr>
+          <w:rFonts w:hint="default" w:ascii="Times New Roman" w:hAnsi="Times New Roman" w:eastAsia="SimSun" w:cs="Times New Roman"/>
+          <w:b w:val="0"/>
+          <w:bCs w:val="0"/>
+          <w:i w:val="0"/>
+          <w:iCs w:val="0"/>
+          <w:caps w:val="0"/>
+          <w:color w:val="000000"/>
+          <w:spacing w:val="0"/>
+          <w:sz w:val="28"/>
+          <w:szCs w:val="28"/>
+          <w:lang w:val="ru-RU"/>
+        </w:rPr>
+      </w:pPr>
+      <w:r>
+        <w:rPr>
+          <w:rFonts w:hint="default" w:ascii="Times New Roman" w:hAnsi="Times New Roman" w:eastAsia="SimSun" w:cs="Times New Roman"/>
+          <w:b w:val="0"/>
+          <w:bCs w:val="0"/>
+          <w:i w:val="0"/>
+          <w:iCs w:val="0"/>
+          <w:caps w:val="0"/>
+          <w:color w:val="000000"/>
+          <w:spacing w:val="0"/>
+          <w:sz w:val="28"/>
+          <w:szCs w:val="28"/>
+          <w:lang w:val="ru-RU"/>
+        </w:rPr>
+        <w:drawing>
+          <wp:anchor distT="0" distB="0" distL="114300" distR="114300" simplePos="0" relativeHeight="251668480" behindDoc="0" locked="0" layoutInCell="1" allowOverlap="1">
+            <wp:simplePos x="0" y="0"/>
+            <wp:positionH relativeFrom="column">
+              <wp:posOffset>0</wp:posOffset>
+            </wp:positionH>
+            <wp:positionV relativeFrom="paragraph">
+              <wp:posOffset>252095</wp:posOffset>
+            </wp:positionV>
+            <wp:extent cx="5939790" cy="539750"/>
+            <wp:effectExtent l="0" t="0" r="3810" b="8890"/>
+            <wp:wrapTopAndBottom/>
+            <wp:docPr id="13" name="Изображение 13" descr="{E44CB50E-E750-41A6-90F3-44E463FB95E7}"/>
+            <wp:cNvGraphicFramePr>
+              <a:graphicFrameLocks xmlns:a="http://schemas.openxmlformats.org/drawingml/2006/main" noChangeAspect="1"/>
+            </wp:cNvGraphicFramePr>
+            <a:graphic xmlns:a="http://schemas.openxmlformats.org/drawingml/2006/main">
+              <a:graphicData uri="http://schemas.openxmlformats.org/drawingml/2006/picture">
+                <pic:pic xmlns:pic="http://schemas.openxmlformats.org/drawingml/2006/picture">
+                  <pic:nvPicPr>
+                    <pic:cNvPr id="13" name="Изображение 13" descr="{E44CB50E-E750-41A6-90F3-44E463FB95E7}"/>
+                    <pic:cNvPicPr>
+                      <a:picLocks noChangeAspect="1"/>
+                    </pic:cNvPicPr>
+                  </pic:nvPicPr>
+                  <pic:blipFill>
+                    <a:blip r:embed="rId15"/>
+                    <a:stretch>
+                      <a:fillRect/>
+                    </a:stretch>
+                  </pic:blipFill>
+                  <pic:spPr>
+                    <a:xfrm>
+                      <a:off x="0" y="0"/>
+                      <a:ext cx="5939790" cy="539750"/>
+                    </a:xfrm>
+                    <a:prstGeom prst="rect">
+                      <a:avLst/>
+                    </a:prstGeom>
+                  </pic:spPr>
+                </pic:pic>
+              </a:graphicData>
+            </a:graphic>
+          </wp:anchor>
+        </w:drawing>
+      </w:r>
+    </w:p>
+    <w:p>
+      <w:pPr>
+        <w:spacing w:after="0" w:line="360" w:lineRule="exact"/>
+        <w:jc w:val="center"/>
+        <w:rPr>
+          <w:rFonts w:hint="default" w:ascii="Times New Roman" w:hAnsi="Times New Roman" w:eastAsia="SimSun" w:cs="Times New Roman"/>
+          <w:b w:val="0"/>
+          <w:bCs w:val="0"/>
+          <w:i w:val="0"/>
+          <w:iCs w:val="0"/>
+          <w:caps w:val="0"/>
+          <w:color w:val="000000"/>
+          <w:spacing w:val="0"/>
+          <w:sz w:val="28"/>
+          <w:szCs w:val="28"/>
+          <w:lang w:val="ru-RU"/>
+        </w:rPr>
+      </w:pPr>
+    </w:p>
+    <w:p>
+      <w:pPr>
+        <w:spacing w:after="0" w:line="360" w:lineRule="exact"/>
+        <w:jc w:val="center"/>
+        <w:rPr>
+          <w:rFonts w:hint="default" w:ascii="Times New Roman" w:hAnsi="Times New Roman" w:eastAsia="SimSun" w:cs="Times New Roman"/>
+          <w:b w:val="0"/>
+          <w:bCs w:val="0"/>
+          <w:i w:val="0"/>
+          <w:iCs w:val="0"/>
+          <w:caps w:val="0"/>
+          <w:color w:val="000000"/>
+          <w:spacing w:val="0"/>
+          <w:sz w:val="28"/>
+          <w:szCs w:val="28"/>
+          <w:lang w:val="ru-RU"/>
+        </w:rPr>
+      </w:pPr>
+      <w:r>
+        <w:rPr>
+          <w:rFonts w:hint="default" w:ascii="Times New Roman" w:hAnsi="Times New Roman" w:eastAsia="SimSun" w:cs="Times New Roman"/>
+          <w:b w:val="0"/>
+          <w:bCs w:val="0"/>
+          <w:i w:val="0"/>
+          <w:iCs w:val="0"/>
+          <w:caps w:val="0"/>
+          <w:color w:val="000000"/>
+          <w:spacing w:val="0"/>
+          <w:sz w:val="28"/>
+          <w:szCs w:val="28"/>
+          <w:lang w:val="ru-RU"/>
+        </w:rPr>
+        <w:t>Русинок 10 - Лог сервера: обработка HEAD-запроса [HED].</w:t>
+      </w:r>
+    </w:p>
+    <w:p>
+      <w:pPr>
+        <w:spacing w:after="0" w:line="360" w:lineRule="exact"/>
+        <w:ind w:left="0" w:leftChars="0" w:firstLine="708" w:firstLineChars="0"/>
+        <w:jc w:val="both"/>
+        <w:rPr>
+          <w:rFonts w:hint="default" w:ascii="Times New Roman" w:hAnsi="Times New Roman" w:eastAsia="SimSun" w:cs="Times New Roman"/>
+          <w:b w:val="0"/>
+          <w:bCs w:val="0"/>
+          <w:i w:val="0"/>
+          <w:iCs w:val="0"/>
+          <w:caps w:val="0"/>
+          <w:color w:val="000000"/>
+          <w:spacing w:val="0"/>
+          <w:sz w:val="28"/>
+          <w:szCs w:val="28"/>
+          <w:lang w:val="ru-RU"/>
+        </w:rPr>
+      </w:pPr>
+      <w:r>
+        <w:rPr>
+          <w:rFonts w:hint="default" w:ascii="Times New Roman" w:hAnsi="Times New Roman" w:eastAsia="SimSun" w:cs="Times New Roman"/>
+          <w:b w:val="0"/>
+          <w:bCs w:val="0"/>
+          <w:i w:val="0"/>
+          <w:iCs w:val="0"/>
+          <w:caps w:val="0"/>
+          <w:color w:val="000000"/>
+          <w:spacing w:val="0"/>
+          <w:sz w:val="28"/>
+          <w:szCs w:val="28"/>
+          <w:lang w:val="ru-RU"/>
+        </w:rPr>
+        <w:drawing>
+          <wp:anchor distT="0" distB="0" distL="114300" distR="114300" simplePos="0" relativeHeight="251670528" behindDoc="0" locked="0" layoutInCell="1" allowOverlap="1">
+            <wp:simplePos x="0" y="0"/>
+            <wp:positionH relativeFrom="margin">
+              <wp:align>center</wp:align>
+            </wp:positionH>
+            <wp:positionV relativeFrom="paragraph">
+              <wp:posOffset>252095</wp:posOffset>
+            </wp:positionV>
+            <wp:extent cx="2160270" cy="1614170"/>
+            <wp:effectExtent l="0" t="0" r="3810" b="1270"/>
+            <wp:wrapTopAndBottom/>
+            <wp:docPr id="15" name="Изображение 15" descr="{54169936-B052-4964-88C3-D95B7D57CE98}"/>
+            <wp:cNvGraphicFramePr>
+              <a:graphicFrameLocks xmlns:a="http://schemas.openxmlformats.org/drawingml/2006/main" noChangeAspect="1"/>
+            </wp:cNvGraphicFramePr>
+            <a:graphic xmlns:a="http://schemas.openxmlformats.org/drawingml/2006/main">
+              <a:graphicData uri="http://schemas.openxmlformats.org/drawingml/2006/picture">
+                <pic:pic xmlns:pic="http://schemas.openxmlformats.org/drawingml/2006/picture">
+                  <pic:nvPicPr>
+                    <pic:cNvPr id="15" name="Изображение 15" descr="{54169936-B052-4964-88C3-D95B7D57CE98}"/>
+                    <pic:cNvPicPr>
+                      <a:picLocks noChangeAspect="1"/>
+                    </pic:cNvPicPr>
+                  </pic:nvPicPr>
+                  <pic:blipFill>
+                    <a:blip r:embed="rId12"/>
+                    <a:stretch>
+                      <a:fillRect/>
+                    </a:stretch>
+                  </pic:blipFill>
+                  <pic:spPr>
+                    <a:xfrm>
+                      <a:off x="0" y="0"/>
+                      <a:ext cx="2160270" cy="1614170"/>
+                    </a:xfrm>
+                    <a:prstGeom prst="rect">
+                      <a:avLst/>
+                    </a:prstGeom>
+                  </pic:spPr>
+                </pic:pic>
+              </a:graphicData>
+            </a:graphic>
+          </wp:anchor>
+        </w:drawing>
+      </w:r>
+    </w:p>
+    <w:p>
+      <w:pPr>
+        <w:spacing w:after="0" w:line="360" w:lineRule="exact"/>
+        <w:ind w:left="0" w:leftChars="0" w:firstLine="708" w:firstLineChars="0"/>
+        <w:jc w:val="both"/>
+        <w:rPr>
+          <w:rFonts w:hint="default" w:ascii="Times New Roman" w:hAnsi="Times New Roman" w:eastAsia="SimSun" w:cs="Times New Roman"/>
+          <w:b w:val="0"/>
+          <w:bCs w:val="0"/>
+          <w:i w:val="0"/>
+          <w:iCs w:val="0"/>
+          <w:caps w:val="0"/>
+          <w:color w:val="000000"/>
+          <w:spacing w:val="0"/>
+          <w:sz w:val="28"/>
+          <w:szCs w:val="28"/>
+          <w:lang w:val="ru-RU"/>
+        </w:rPr>
+      </w:pPr>
+    </w:p>
+    <w:p>
+      <w:pPr>
+        <w:spacing w:after="0" w:line="360" w:lineRule="exact"/>
+        <w:jc w:val="center"/>
+        <w:rPr>
+          <w:rFonts w:hint="default" w:ascii="Times New Roman" w:hAnsi="Times New Roman" w:eastAsia="SimSun" w:cs="Times New Roman"/>
+          <w:b w:val="0"/>
+          <w:bCs w:val="0"/>
+          <w:i w:val="0"/>
+          <w:iCs w:val="0"/>
+          <w:caps w:val="0"/>
+          <w:color w:val="000000"/>
+          <w:spacing w:val="0"/>
+          <w:sz w:val="28"/>
+          <w:szCs w:val="28"/>
+          <w:lang w:val="ru-RU"/>
+        </w:rPr>
+      </w:pPr>
+      <w:r>
+        <w:rPr>
+          <w:rFonts w:hint="default" w:ascii="Times New Roman" w:hAnsi="Times New Roman" w:eastAsia="SimSun" w:cs="Times New Roman"/>
+          <w:b w:val="0"/>
+          <w:bCs w:val="0"/>
+          <w:i w:val="0"/>
+          <w:iCs w:val="0"/>
+          <w:caps w:val="0"/>
+          <w:color w:val="000000"/>
+          <w:spacing w:val="0"/>
+          <w:sz w:val="28"/>
+          <w:szCs w:val="28"/>
+          <w:lang w:val="ru-RU"/>
+        </w:rPr>
+        <w:t>Русинок 11 - Состояние директории после выполнения HEAD.</w:t>
+      </w:r>
+    </w:p>
+    <w:p>
+      <w:pPr>
+        <w:spacing w:after="0" w:line="360" w:lineRule="exact"/>
+        <w:jc w:val="both"/>
+        <w:rPr>
+          <w:rFonts w:hint="default" w:ascii="Times New Roman" w:hAnsi="Times New Roman" w:eastAsia="SimSun" w:cs="Times New Roman"/>
+          <w:b w:val="0"/>
+          <w:bCs w:val="0"/>
+          <w:i w:val="0"/>
+          <w:iCs w:val="0"/>
+          <w:caps w:val="0"/>
+          <w:color w:val="000000"/>
+          <w:spacing w:val="0"/>
+          <w:sz w:val="28"/>
+          <w:szCs w:val="28"/>
+          <w:lang w:val="ru-RU"/>
+        </w:rPr>
+      </w:pPr>
+      <w:r>
+        <w:rPr>
+          <w:rFonts w:hint="default" w:ascii="Times New Roman" w:hAnsi="Times New Roman" w:eastAsia="SimSun" w:cs="Times New Roman"/>
+          <w:b w:val="0"/>
+          <w:bCs w:val="0"/>
+          <w:i w:val="0"/>
+          <w:iCs w:val="0"/>
+          <w:caps w:val="0"/>
+          <w:color w:val="000000"/>
+          <w:spacing w:val="0"/>
+          <w:sz w:val="28"/>
+          <w:szCs w:val="28"/>
+          <w:lang w:val="ru-RU"/>
+        </w:rPr>
+        <w:drawing>
+          <wp:anchor distT="0" distB="0" distL="114300" distR="114300" simplePos="0" relativeHeight="251669504" behindDoc="0" locked="0" layoutInCell="1" allowOverlap="1">
+            <wp:simplePos x="0" y="0"/>
+            <wp:positionH relativeFrom="column">
+              <wp:posOffset>0</wp:posOffset>
+            </wp:positionH>
+            <wp:positionV relativeFrom="paragraph">
+              <wp:posOffset>252095</wp:posOffset>
+            </wp:positionV>
+            <wp:extent cx="5939790" cy="321310"/>
+            <wp:effectExtent l="9525" t="9525" r="9525" b="19685"/>
+            <wp:wrapTopAndBottom/>
+            <wp:docPr id="14" name="Изображение 14" descr="{F2126F5F-7585-4169-9805-A7CA0580DC27}"/>
+            <wp:cNvGraphicFramePr>
+              <a:graphicFrameLocks xmlns:a="http://schemas.openxmlformats.org/drawingml/2006/main" noChangeAspect="1"/>
+            </wp:cNvGraphicFramePr>
+            <a:graphic xmlns:a="http://schemas.openxmlformats.org/drawingml/2006/main">
+              <a:graphicData uri="http://schemas.openxmlformats.org/drawingml/2006/picture">
+                <pic:pic xmlns:pic="http://schemas.openxmlformats.org/drawingml/2006/picture">
+                  <pic:nvPicPr>
+                    <pic:cNvPr id="14" name="Изображение 14" descr="{F2126F5F-7585-4169-9805-A7CA0580DC27}"/>
+                    <pic:cNvPicPr>
+                      <a:picLocks noChangeAspect="1"/>
+                    </pic:cNvPicPr>
+                  </pic:nvPicPr>
+                  <pic:blipFill>
+                    <a:blip r:embed="rId16"/>
+                    <a:stretch>
+                      <a:fillRect/>
+                    </a:stretch>
+                  </pic:blipFill>
+                  <pic:spPr>
+                    <a:xfrm>
+                      <a:off x="0" y="0"/>
+                      <a:ext cx="5939790" cy="321310"/>
+                    </a:xfrm>
+                    <a:prstGeom prst="rect">
+                      <a:avLst/>
+                    </a:prstGeom>
+                    <a:ln>
+                      <a:solidFill>
+                        <a:schemeClr val="tx1"/>
+                      </a:solidFill>
+                    </a:ln>
+                  </pic:spPr>
+                </pic:pic>
+              </a:graphicData>
+            </a:graphic>
+          </wp:anchor>
+        </w:drawing>
+      </w:r>
+    </w:p>
+    <w:p>
+      <w:pPr>
+        <w:spacing w:after="0" w:line="360" w:lineRule="exact"/>
+        <w:jc w:val="both"/>
+        <w:rPr>
+          <w:rFonts w:hint="default" w:ascii="Times New Roman" w:hAnsi="Times New Roman" w:eastAsia="SimSun" w:cs="Times New Roman"/>
+          <w:b w:val="0"/>
+          <w:bCs w:val="0"/>
+          <w:i w:val="0"/>
+          <w:iCs w:val="0"/>
+          <w:caps w:val="0"/>
+          <w:color w:val="000000"/>
+          <w:spacing w:val="0"/>
+          <w:sz w:val="28"/>
+          <w:szCs w:val="28"/>
+          <w:lang w:val="ru-RU"/>
+        </w:rPr>
+      </w:pPr>
+    </w:p>
+    <w:p>
+      <w:pPr>
+        <w:spacing w:after="0" w:line="360" w:lineRule="exact"/>
+        <w:jc w:val="center"/>
+        <w:rPr>
+          <w:rFonts w:hint="default" w:ascii="Times New Roman" w:hAnsi="Times New Roman" w:eastAsia="SimSun" w:cs="Times New Roman"/>
+          <w:b w:val="0"/>
+          <w:bCs w:val="0"/>
+          <w:i w:val="0"/>
+          <w:iCs w:val="0"/>
+          <w:caps w:val="0"/>
+          <w:color w:val="000000"/>
+          <w:spacing w:val="0"/>
+          <w:sz w:val="28"/>
+          <w:szCs w:val="28"/>
+          <w:lang w:val="ru-RU"/>
+        </w:rPr>
+      </w:pPr>
+      <w:r>
+        <w:rPr>
+          <w:rFonts w:hint="default" w:ascii="Times New Roman" w:hAnsi="Times New Roman" w:eastAsia="SimSun" w:cs="Times New Roman"/>
+          <w:b w:val="0"/>
+          <w:bCs w:val="0"/>
+          <w:i w:val="0"/>
+          <w:iCs w:val="0"/>
+          <w:caps w:val="0"/>
+          <w:color w:val="000000"/>
+          <w:spacing w:val="0"/>
+          <w:sz w:val="28"/>
+          <w:szCs w:val="28"/>
+          <w:lang w:val="ru-RU"/>
+        </w:rPr>
+        <w:t>Русинок 12 - Wireshark: подтверждение ответа 200 OK на HEAD-запрос.</w:t>
+      </w:r>
+    </w:p>
+    <w:p>
+      <w:pPr>
+        <w:spacing w:after="0" w:line="360" w:lineRule="exact"/>
+        <w:jc w:val="both"/>
+        <w:rPr>
+          <w:rFonts w:hint="default" w:ascii="Times New Roman" w:hAnsi="Times New Roman" w:eastAsia="SimSun" w:cs="Times New Roman"/>
+          <w:b w:val="0"/>
+          <w:bCs w:val="0"/>
+          <w:i w:val="0"/>
+          <w:iCs w:val="0"/>
+          <w:caps w:val="0"/>
+          <w:color w:val="000000"/>
+          <w:spacing w:val="0"/>
+          <w:sz w:val="28"/>
+          <w:szCs w:val="28"/>
+          <w:lang w:val="ru-RU"/>
+        </w:rPr>
+      </w:pPr>
+    </w:p>
+    <w:p>
+      <w:pPr>
+        <w:spacing w:after="0" w:line="360" w:lineRule="exact"/>
+        <w:jc w:val="both"/>
+        <w:rPr>
+          <w:rFonts w:hint="default" w:ascii="Times New Roman" w:hAnsi="Times New Roman" w:eastAsia="SimSun" w:cs="Times New Roman"/>
+          <w:b w:val="0"/>
+          <w:bCs w:val="0"/>
+          <w:i w:val="0"/>
+          <w:iCs w:val="0"/>
+          <w:caps w:val="0"/>
+          <w:color w:val="000000"/>
+          <w:spacing w:val="0"/>
+          <w:sz w:val="28"/>
+          <w:szCs w:val="28"/>
+          <w:lang w:val="ru-RU"/>
+        </w:rPr>
+      </w:pPr>
+      <w:r>
+        <w:rPr>
+          <w:rFonts w:hint="default" w:ascii="Times New Roman" w:hAnsi="Times New Roman" w:eastAsia="SimSun" w:cs="Times New Roman"/>
+          <w:b w:val="0"/>
+          <w:bCs w:val="0"/>
+          <w:i w:val="0"/>
+          <w:iCs w:val="0"/>
+          <w:caps w:val="0"/>
+          <w:color w:val="000000"/>
+          <w:spacing w:val="0"/>
+          <w:sz w:val="28"/>
+          <w:szCs w:val="28"/>
+          <w:lang w:val="ru-RU"/>
+        </w:rPr>
+        <w:drawing>
+          <wp:anchor distT="0" distB="0" distL="114300" distR="114300" simplePos="0" relativeHeight="251671552" behindDoc="0" locked="0" layoutInCell="1" allowOverlap="1">
+            <wp:simplePos x="0" y="0"/>
+            <wp:positionH relativeFrom="column">
+              <wp:posOffset>0</wp:posOffset>
+            </wp:positionH>
+            <wp:positionV relativeFrom="paragraph">
+              <wp:posOffset>0</wp:posOffset>
+            </wp:positionV>
+            <wp:extent cx="5937885" cy="434340"/>
+            <wp:effectExtent l="0" t="0" r="5715" b="7620"/>
+            <wp:wrapTopAndBottom/>
+            <wp:docPr id="16" name="Изображение 16" descr="{233C1203-CA7F-4878-943F-734DB98D606F}"/>
+            <wp:cNvGraphicFramePr>
+              <a:graphicFrameLocks xmlns:a="http://schemas.openxmlformats.org/drawingml/2006/main" noChangeAspect="1"/>
+            </wp:cNvGraphicFramePr>
+            <a:graphic xmlns:a="http://schemas.openxmlformats.org/drawingml/2006/main">
+              <a:graphicData uri="http://schemas.openxmlformats.org/drawingml/2006/picture">
+                <pic:pic xmlns:pic="http://schemas.openxmlformats.org/drawingml/2006/picture">
+                  <pic:nvPicPr>
+                    <pic:cNvPr id="16" name="Изображение 16" descr="{233C1203-CA7F-4878-943F-734DB98D606F}"/>
+                    <pic:cNvPicPr>
+                      <a:picLocks noChangeAspect="1"/>
+                    </pic:cNvPicPr>
+                  </pic:nvPicPr>
+                  <pic:blipFill>
+                    <a:blip r:embed="rId17"/>
+                    <a:stretch>
+                      <a:fillRect/>
+                    </a:stretch>
+                  </pic:blipFill>
+                  <pic:spPr>
+                    <a:xfrm>
+                      <a:off x="0" y="0"/>
+                      <a:ext cx="5937885" cy="434340"/>
+                    </a:xfrm>
+                    <a:prstGeom prst="rect">
+                      <a:avLst/>
+                    </a:prstGeom>
+                  </pic:spPr>
+                </pic:pic>
+              </a:graphicData>
+            </a:graphic>
+          </wp:anchor>
+        </w:drawing>
+      </w:r>
+    </w:p>
+    <w:p>
+      <w:pPr>
+        <w:spacing w:after="0" w:line="360" w:lineRule="exact"/>
+        <w:jc w:val="center"/>
+        <w:rPr>
+          <w:rFonts w:hint="default" w:ascii="Times New Roman" w:hAnsi="Times New Roman" w:eastAsia="SimSun" w:cs="Times New Roman"/>
+          <w:b w:val="0"/>
+          <w:bCs w:val="0"/>
+          <w:i w:val="0"/>
+          <w:iCs w:val="0"/>
+          <w:caps w:val="0"/>
+          <w:color w:val="000000"/>
+          <w:spacing w:val="0"/>
+          <w:sz w:val="28"/>
+          <w:szCs w:val="28"/>
+          <w:lang w:val="ru-RU"/>
+        </w:rPr>
+      </w:pPr>
+      <w:r>
+        <w:rPr>
+          <w:rFonts w:hint="default" w:ascii="Times New Roman" w:hAnsi="Times New Roman" w:eastAsia="SimSun" w:cs="Times New Roman"/>
+          <w:b w:val="0"/>
+          <w:bCs w:val="0"/>
+          <w:i w:val="0"/>
+          <w:iCs w:val="0"/>
+          <w:caps w:val="0"/>
+          <w:color w:val="000000"/>
+          <w:spacing w:val="0"/>
+          <w:sz w:val="28"/>
+          <w:szCs w:val="28"/>
+          <w:lang w:val="ru-RU"/>
+        </w:rPr>
+        <w:t>Русинок 13 - Копирование 1.txt в 2.txt через заголовок X-Copy-From.</w:t>
+      </w:r>
+    </w:p>
+    <w:p>
+      <w:pPr>
+        <w:spacing w:after="0" w:line="360" w:lineRule="exact"/>
+        <w:jc w:val="center"/>
+        <w:rPr>
+          <w:rFonts w:hint="default" w:ascii="Times New Roman" w:hAnsi="Times New Roman" w:eastAsia="SimSun" w:cs="Times New Roman"/>
+          <w:b w:val="0"/>
+          <w:bCs w:val="0"/>
+          <w:i w:val="0"/>
+          <w:iCs w:val="0"/>
+          <w:caps w:val="0"/>
+          <w:color w:val="000000"/>
+          <w:spacing w:val="0"/>
+          <w:sz w:val="28"/>
+          <w:szCs w:val="28"/>
+          <w:lang w:val="ru-RU"/>
+        </w:rPr>
+      </w:pPr>
+      <w:r>
+        <w:rPr>
+          <w:rFonts w:hint="default" w:ascii="Times New Roman" w:hAnsi="Times New Roman" w:eastAsia="SimSun" w:cs="Times New Roman"/>
+          <w:b w:val="0"/>
+          <w:bCs w:val="0"/>
+          <w:i w:val="0"/>
+          <w:iCs w:val="0"/>
+          <w:caps w:val="0"/>
+          <w:color w:val="000000"/>
+          <w:spacing w:val="0"/>
+          <w:sz w:val="28"/>
+          <w:szCs w:val="28"/>
+          <w:lang w:val="ru-RU"/>
+        </w:rPr>
+        <w:drawing>
+          <wp:anchor distT="0" distB="0" distL="114300" distR="114300" simplePos="0" relativeHeight="251672576" behindDoc="0" locked="0" layoutInCell="1" allowOverlap="1">
+            <wp:simplePos x="0" y="0"/>
+            <wp:positionH relativeFrom="column">
+              <wp:posOffset>0</wp:posOffset>
+            </wp:positionH>
+            <wp:positionV relativeFrom="paragraph">
+              <wp:posOffset>252095</wp:posOffset>
+            </wp:positionV>
+            <wp:extent cx="5939790" cy="353060"/>
+            <wp:effectExtent l="0" t="0" r="3810" b="12700"/>
+            <wp:wrapTopAndBottom/>
+            <wp:docPr id="18" name="Изображение 18" descr="{AE59A51F-3D10-4328-98C5-A86B6713F3DA}"/>
+            <wp:cNvGraphicFramePr>
+              <a:graphicFrameLocks xmlns:a="http://schemas.openxmlformats.org/drawingml/2006/main" noChangeAspect="1"/>
+            </wp:cNvGraphicFramePr>
+            <a:graphic xmlns:a="http://schemas.openxmlformats.org/drawingml/2006/main">
+              <a:graphicData uri="http://schemas.openxmlformats.org/drawingml/2006/picture">
+                <pic:pic xmlns:pic="http://schemas.openxmlformats.org/drawingml/2006/picture">
+                  <pic:nvPicPr>
+                    <pic:cNvPr id="18" name="Изображение 18" descr="{AE59A51F-3D10-4328-98C5-A86B6713F3DA}"/>
+                    <pic:cNvPicPr>
+                      <a:picLocks noChangeAspect="1"/>
+                    </pic:cNvPicPr>
+                  </pic:nvPicPr>
+                  <pic:blipFill>
+                    <a:blip r:embed="rId18"/>
+                    <a:stretch>
+                      <a:fillRect/>
+                    </a:stretch>
+                  </pic:blipFill>
+                  <pic:spPr>
+                    <a:xfrm>
+                      <a:off x="0" y="0"/>
+                      <a:ext cx="5939790" cy="353060"/>
+                    </a:xfrm>
+                    <a:prstGeom prst="rect">
+                      <a:avLst/>
+                    </a:prstGeom>
+                  </pic:spPr>
+                </pic:pic>
+              </a:graphicData>
+            </a:graphic>
+          </wp:anchor>
+        </w:drawing>
+      </w:r>
+    </w:p>
+    <w:p>
+      <w:pPr>
+        <w:spacing w:after="0" w:line="360" w:lineRule="exact"/>
+        <w:jc w:val="both"/>
+        <w:rPr>
+          <w:rFonts w:hint="default" w:ascii="Times New Roman" w:hAnsi="Times New Roman" w:eastAsia="SimSun" w:cs="Times New Roman"/>
+          <w:b w:val="0"/>
+          <w:bCs w:val="0"/>
+          <w:i w:val="0"/>
+          <w:iCs w:val="0"/>
+          <w:caps w:val="0"/>
+          <w:color w:val="000000"/>
+          <w:spacing w:val="0"/>
+          <w:sz w:val="28"/>
+          <w:szCs w:val="28"/>
+          <w:lang w:val="ru-RU"/>
+        </w:rPr>
+      </w:pPr>
+    </w:p>
+    <w:p>
+      <w:pPr>
+        <w:spacing w:after="0" w:line="360" w:lineRule="exact"/>
+        <w:jc w:val="center"/>
+        <w:rPr>
+          <w:rFonts w:hint="default" w:ascii="Times New Roman" w:hAnsi="Times New Roman" w:eastAsia="SimSun" w:cs="Times New Roman"/>
+          <w:b w:val="0"/>
+          <w:bCs w:val="0"/>
+          <w:i w:val="0"/>
+          <w:iCs w:val="0"/>
+          <w:caps w:val="0"/>
+          <w:color w:val="000000"/>
+          <w:spacing w:val="0"/>
+          <w:sz w:val="28"/>
+          <w:szCs w:val="28"/>
+          <w:lang w:val="ru-RU"/>
+        </w:rPr>
+      </w:pPr>
+      <w:r>
+        <w:rPr>
+          <w:rFonts w:hint="default" w:ascii="Times New Roman" w:hAnsi="Times New Roman" w:eastAsia="SimSun" w:cs="Times New Roman"/>
+          <w:b w:val="0"/>
+          <w:bCs w:val="0"/>
+          <w:i w:val="0"/>
+          <w:iCs w:val="0"/>
+          <w:caps w:val="0"/>
+          <w:color w:val="000000"/>
+          <w:spacing w:val="0"/>
+          <w:sz w:val="28"/>
+          <w:szCs w:val="28"/>
+          <w:lang w:val="ru-RU"/>
+        </w:rPr>
+        <w:t>Русинок 14 - Лог сервера: подтверждение копирования [COP].</w:t>
+      </w:r>
+    </w:p>
+    <w:p>
+      <w:pPr>
+        <w:spacing w:after="0" w:line="360" w:lineRule="exact"/>
+        <w:jc w:val="center"/>
+        <w:rPr>
+          <w:rFonts w:hint="default" w:ascii="Times New Roman" w:hAnsi="Times New Roman" w:eastAsia="SimSun" w:cs="Times New Roman"/>
+          <w:b w:val="0"/>
+          <w:bCs w:val="0"/>
+          <w:i w:val="0"/>
+          <w:iCs w:val="0"/>
+          <w:caps w:val="0"/>
+          <w:color w:val="000000"/>
+          <w:spacing w:val="0"/>
+          <w:sz w:val="28"/>
+          <w:szCs w:val="28"/>
+          <w:lang w:val="ru-RU"/>
+        </w:rPr>
+      </w:pPr>
+      <w:r>
+        <w:rPr>
+          <w:rFonts w:hint="default" w:ascii="Times New Roman" w:hAnsi="Times New Roman" w:eastAsia="SimSun" w:cs="Times New Roman"/>
+          <w:b w:val="0"/>
+          <w:bCs w:val="0"/>
+          <w:i w:val="0"/>
+          <w:iCs w:val="0"/>
+          <w:caps w:val="0"/>
+          <w:color w:val="000000"/>
+          <w:spacing w:val="0"/>
+          <w:sz w:val="28"/>
+          <w:szCs w:val="28"/>
+          <w:lang w:val="ru-RU"/>
+        </w:rPr>
+        <w:drawing>
+          <wp:anchor distT="0" distB="0" distL="114300" distR="114300" simplePos="0" relativeHeight="251673600" behindDoc="0" locked="0" layoutInCell="1" allowOverlap="1">
+            <wp:simplePos x="0" y="0"/>
+            <wp:positionH relativeFrom="margin">
+              <wp:align>center</wp:align>
+            </wp:positionH>
+            <wp:positionV relativeFrom="paragraph">
+              <wp:posOffset>252095</wp:posOffset>
+            </wp:positionV>
+            <wp:extent cx="2160270" cy="1840230"/>
+            <wp:effectExtent l="0" t="0" r="3810" b="3810"/>
+            <wp:wrapTopAndBottom/>
+            <wp:docPr id="19" name="Изображение 19" descr="{91EA8F5F-B5E2-4B61-BDB8-BB0E5EC438EC}"/>
+            <wp:cNvGraphicFramePr>
+              <a:graphicFrameLocks xmlns:a="http://schemas.openxmlformats.org/drawingml/2006/main" noChangeAspect="1"/>
+            </wp:cNvGraphicFramePr>
+            <a:graphic xmlns:a="http://schemas.openxmlformats.org/drawingml/2006/main">
+              <a:graphicData uri="http://schemas.openxmlformats.org/drawingml/2006/picture">
+                <pic:pic xmlns:pic="http://schemas.openxmlformats.org/drawingml/2006/picture">
+                  <pic:nvPicPr>
+                    <pic:cNvPr id="19" name="Изображение 19" descr="{91EA8F5F-B5E2-4B61-BDB8-BB0E5EC438EC}"/>
+                    <pic:cNvPicPr>
+                      <a:picLocks noChangeAspect="1"/>
+                    </pic:cNvPicPr>
+                  </pic:nvPicPr>
+                  <pic:blipFill>
+                    <a:blip r:embed="rId19"/>
+                    <a:stretch>
+                      <a:fillRect/>
+                    </a:stretch>
+                  </pic:blipFill>
+                  <pic:spPr>
+                    <a:xfrm>
+                      <a:off x="0" y="0"/>
+                      <a:ext cx="2160270" cy="1840230"/>
+                    </a:xfrm>
+                    <a:prstGeom prst="rect">
+                      <a:avLst/>
+                    </a:prstGeom>
+                  </pic:spPr>
+                </pic:pic>
+              </a:graphicData>
+            </a:graphic>
+          </wp:anchor>
+        </w:drawing>
+      </w:r>
+    </w:p>
+    <w:p>
+      <w:pPr>
+        <w:spacing w:after="0" w:line="360" w:lineRule="exact"/>
+        <w:jc w:val="both"/>
+        <w:rPr>
+          <w:rFonts w:hint="default" w:ascii="Times New Roman" w:hAnsi="Times New Roman" w:eastAsia="SimSun" w:cs="Times New Roman"/>
+          <w:b w:val="0"/>
+          <w:bCs w:val="0"/>
+          <w:i w:val="0"/>
+          <w:iCs w:val="0"/>
+          <w:caps w:val="0"/>
+          <w:color w:val="000000"/>
+          <w:spacing w:val="0"/>
+          <w:sz w:val="28"/>
+          <w:szCs w:val="28"/>
+          <w:lang w:val="ru-RU"/>
+        </w:rPr>
+      </w:pPr>
+    </w:p>
+    <w:p>
+      <w:pPr>
+        <w:spacing w:after="0" w:line="360" w:lineRule="exact"/>
+        <w:jc w:val="center"/>
+        <w:rPr>
+          <w:rFonts w:hint="default" w:ascii="Times New Roman" w:hAnsi="Times New Roman" w:eastAsia="SimSun" w:cs="Times New Roman"/>
+          <w:b w:val="0"/>
+          <w:bCs w:val="0"/>
+          <w:i w:val="0"/>
+          <w:iCs w:val="0"/>
+          <w:caps w:val="0"/>
+          <w:color w:val="000000"/>
+          <w:spacing w:val="0"/>
+          <w:sz w:val="28"/>
+          <w:szCs w:val="28"/>
+          <w:lang w:val="ru-RU"/>
+        </w:rPr>
+      </w:pPr>
+      <w:r>
+        <w:rPr>
+          <w:rFonts w:hint="default" w:ascii="Times New Roman" w:hAnsi="Times New Roman" w:eastAsia="SimSun" w:cs="Times New Roman"/>
+          <w:b w:val="0"/>
+          <w:bCs w:val="0"/>
+          <w:i w:val="0"/>
+          <w:iCs w:val="0"/>
+          <w:caps w:val="0"/>
+          <w:color w:val="000000"/>
+          <w:spacing w:val="0"/>
+          <w:sz w:val="28"/>
+          <w:szCs w:val="28"/>
+          <w:lang w:val="ru-RU"/>
+        </w:rPr>
+        <w:t>Русинок 15 - Проверка наличия копии файла в storage_data.</w:t>
+      </w:r>
+    </w:p>
+    <w:p>
+      <w:pPr>
+        <w:spacing w:after="0" w:line="360" w:lineRule="exact"/>
+        <w:jc w:val="center"/>
+        <w:rPr>
+          <w:rFonts w:hint="default" w:ascii="Times New Roman" w:hAnsi="Times New Roman" w:eastAsia="SimSun" w:cs="Times New Roman"/>
+          <w:b w:val="0"/>
+          <w:bCs w:val="0"/>
+          <w:i w:val="0"/>
+          <w:iCs w:val="0"/>
+          <w:caps w:val="0"/>
+          <w:color w:val="000000"/>
+          <w:spacing w:val="0"/>
+          <w:sz w:val="28"/>
+          <w:szCs w:val="28"/>
+          <w:lang w:val="ru-RU"/>
+        </w:rPr>
+      </w:pPr>
+      <w:r>
+        <w:rPr>
+          <w:rFonts w:hint="default" w:ascii="Times New Roman" w:hAnsi="Times New Roman" w:eastAsia="SimSun" w:cs="Times New Roman"/>
+          <w:b w:val="0"/>
+          <w:bCs w:val="0"/>
+          <w:i w:val="0"/>
+          <w:iCs w:val="0"/>
+          <w:caps w:val="0"/>
+          <w:color w:val="000000"/>
+          <w:spacing w:val="0"/>
+          <w:sz w:val="28"/>
+          <w:szCs w:val="28"/>
+          <w:lang w:val="ru-RU"/>
+        </w:rPr>
+        <w:drawing>
+          <wp:anchor distT="0" distB="0" distL="114300" distR="114300" simplePos="0" relativeHeight="251674624" behindDoc="0" locked="0" layoutInCell="1" allowOverlap="1">
+            <wp:simplePos x="0" y="0"/>
+            <wp:positionH relativeFrom="column">
+              <wp:posOffset>0</wp:posOffset>
+            </wp:positionH>
+            <wp:positionV relativeFrom="paragraph">
+              <wp:posOffset>252095</wp:posOffset>
+            </wp:positionV>
+            <wp:extent cx="5939155" cy="271780"/>
+            <wp:effectExtent l="9525" t="9525" r="10160" b="23495"/>
+            <wp:wrapTopAndBottom/>
+            <wp:docPr id="21" name="Изображение 21" descr="{7E89F906-8374-4AA6-B752-64FA050FF7B1}"/>
+            <wp:cNvGraphicFramePr>
+              <a:graphicFrameLocks xmlns:a="http://schemas.openxmlformats.org/drawingml/2006/main" noChangeAspect="1"/>
+            </wp:cNvGraphicFramePr>
+            <a:graphic xmlns:a="http://schemas.openxmlformats.org/drawingml/2006/main">
+              <a:graphicData uri="http://schemas.openxmlformats.org/drawingml/2006/picture">
+                <pic:pic xmlns:pic="http://schemas.openxmlformats.org/drawingml/2006/picture">
+                  <pic:nvPicPr>
+                    <pic:cNvPr id="21" name="Изображение 21" descr="{7E89F906-8374-4AA6-B752-64FA050FF7B1}"/>
+                    <pic:cNvPicPr>
+                      <a:picLocks noChangeAspect="1"/>
+                    </pic:cNvPicPr>
+                  </pic:nvPicPr>
+                  <pic:blipFill>
+                    <a:blip r:embed="rId20"/>
+                    <a:stretch>
+                      <a:fillRect/>
+                    </a:stretch>
+                  </pic:blipFill>
+                  <pic:spPr>
+                    <a:xfrm>
+                      <a:off x="0" y="0"/>
+                      <a:ext cx="5939155" cy="271780"/>
+                    </a:xfrm>
+                    <a:prstGeom prst="rect">
+                      <a:avLst/>
+                    </a:prstGeom>
+                    <a:ln>
+                      <a:solidFill>
+                        <a:schemeClr val="tx1"/>
+                      </a:solidFill>
+                    </a:ln>
+                  </pic:spPr>
+                </pic:pic>
+              </a:graphicData>
+            </a:graphic>
+          </wp:anchor>
+        </w:drawing>
+      </w:r>
+    </w:p>
+    <w:p>
+      <w:pPr>
+        <w:spacing w:after="0" w:line="360" w:lineRule="exact"/>
+        <w:jc w:val="center"/>
+        <w:rPr>
+          <w:rFonts w:hint="default" w:ascii="Times New Roman" w:hAnsi="Times New Roman" w:eastAsia="SimSun" w:cs="Times New Roman"/>
+          <w:b w:val="0"/>
+          <w:bCs w:val="0"/>
+          <w:i w:val="0"/>
+          <w:iCs w:val="0"/>
+          <w:caps w:val="0"/>
+          <w:color w:val="000000"/>
+          <w:spacing w:val="0"/>
+          <w:sz w:val="28"/>
+          <w:szCs w:val="28"/>
+          <w:lang w:val="ru-RU"/>
+        </w:rPr>
+      </w:pPr>
+    </w:p>
+    <w:p>
+      <w:pPr>
+        <w:spacing w:after="0" w:line="360" w:lineRule="exact"/>
+        <w:jc w:val="center"/>
+        <w:rPr>
+          <w:rFonts w:hint="default" w:ascii="Times New Roman" w:hAnsi="Times New Roman" w:eastAsia="SimSun" w:cs="Times New Roman"/>
+          <w:b w:val="0"/>
+          <w:bCs w:val="0"/>
+          <w:i w:val="0"/>
+          <w:iCs w:val="0"/>
+          <w:caps w:val="0"/>
+          <w:color w:val="000000"/>
+          <w:spacing w:val="0"/>
+          <w:sz w:val="28"/>
+          <w:szCs w:val="28"/>
+          <w:lang w:val="ru-RU"/>
+        </w:rPr>
+      </w:pPr>
+      <w:r>
+        <w:rPr>
+          <w:rFonts w:hint="default" w:ascii="Times New Roman" w:hAnsi="Times New Roman" w:eastAsia="SimSun" w:cs="Times New Roman"/>
+          <w:b w:val="0"/>
+          <w:bCs w:val="0"/>
+          <w:i w:val="0"/>
+          <w:iCs w:val="0"/>
+          <w:caps w:val="0"/>
+          <w:color w:val="000000"/>
+          <w:spacing w:val="0"/>
+          <w:sz w:val="28"/>
+          <w:szCs w:val="28"/>
+          <w:lang w:val="ru-RU"/>
+        </w:rPr>
+        <w:t>Русинок 16 - Wireshark: PUT-запрос с заголовком копирования.</w:t>
+      </w:r>
+    </w:p>
+    <w:p>
+      <w:pPr>
+        <w:spacing w:after="0" w:line="360" w:lineRule="exact"/>
+        <w:jc w:val="center"/>
+        <w:rPr>
+          <w:rFonts w:hint="default" w:ascii="Times New Roman" w:hAnsi="Times New Roman" w:eastAsia="SimSun" w:cs="Times New Roman"/>
+          <w:b w:val="0"/>
+          <w:bCs w:val="0"/>
+          <w:i w:val="0"/>
+          <w:iCs w:val="0"/>
+          <w:caps w:val="0"/>
+          <w:color w:val="000000"/>
+          <w:spacing w:val="0"/>
+          <w:sz w:val="28"/>
+          <w:szCs w:val="28"/>
+          <w:lang w:val="ru-RU"/>
+        </w:rPr>
+      </w:pPr>
+      <w:r>
+        <w:rPr>
+          <w:rFonts w:hint="default" w:ascii="Times New Roman" w:hAnsi="Times New Roman" w:eastAsia="SimSun" w:cs="Times New Roman"/>
+          <w:b w:val="0"/>
+          <w:bCs w:val="0"/>
+          <w:i w:val="0"/>
+          <w:iCs w:val="0"/>
+          <w:caps w:val="0"/>
+          <w:color w:val="000000"/>
+          <w:spacing w:val="0"/>
+          <w:sz w:val="28"/>
+          <w:szCs w:val="28"/>
+          <w:lang w:val="ru-RU"/>
+        </w:rPr>
+        <w:drawing>
+          <wp:anchor distT="0" distB="0" distL="114300" distR="114300" simplePos="0" relativeHeight="251675648" behindDoc="0" locked="0" layoutInCell="1" allowOverlap="1">
+            <wp:simplePos x="0" y="0"/>
+            <wp:positionH relativeFrom="column">
+              <wp:posOffset>-6985</wp:posOffset>
+            </wp:positionH>
+            <wp:positionV relativeFrom="paragraph">
+              <wp:posOffset>252095</wp:posOffset>
+            </wp:positionV>
+            <wp:extent cx="5933440" cy="420370"/>
+            <wp:effectExtent l="0" t="0" r="10160" b="6350"/>
+            <wp:wrapTopAndBottom/>
+            <wp:docPr id="22" name="Изображение 22" descr="{FBA05DF3-74E8-452A-990C-455C39FC32BB}"/>
+            <wp:cNvGraphicFramePr>
+              <a:graphicFrameLocks xmlns:a="http://schemas.openxmlformats.org/drawingml/2006/main" noChangeAspect="1"/>
+            </wp:cNvGraphicFramePr>
+            <a:graphic xmlns:a="http://schemas.openxmlformats.org/drawingml/2006/main">
+              <a:graphicData uri="http://schemas.openxmlformats.org/drawingml/2006/picture">
+                <pic:pic xmlns:pic="http://schemas.openxmlformats.org/drawingml/2006/picture">
+                  <pic:nvPicPr>
+                    <pic:cNvPr id="22" name="Изображение 22" descr="{FBA05DF3-74E8-452A-990C-455C39FC32BB}"/>
+                    <pic:cNvPicPr>
+                      <a:picLocks noChangeAspect="1"/>
+                    </pic:cNvPicPr>
+                  </pic:nvPicPr>
+                  <pic:blipFill>
+                    <a:blip r:embed="rId21"/>
+                    <a:stretch>
+                      <a:fillRect/>
+                    </a:stretch>
+                  </pic:blipFill>
+                  <pic:spPr>
+                    <a:xfrm>
+                      <a:off x="0" y="0"/>
+                      <a:ext cx="5933440" cy="420370"/>
+                    </a:xfrm>
+                    <a:prstGeom prst="rect">
+                      <a:avLst/>
+                    </a:prstGeom>
+                  </pic:spPr>
+                </pic:pic>
+              </a:graphicData>
+            </a:graphic>
+          </wp:anchor>
+        </w:drawing>
+      </w:r>
+    </w:p>
+    <w:p>
+      <w:pPr>
+        <w:spacing w:after="0" w:line="360" w:lineRule="exact"/>
+        <w:jc w:val="both"/>
+        <w:rPr>
+          <w:rFonts w:hint="default" w:ascii="Times New Roman" w:hAnsi="Times New Roman" w:eastAsia="SimSun" w:cs="Times New Roman"/>
+          <w:b w:val="0"/>
+          <w:bCs w:val="0"/>
+          <w:i w:val="0"/>
+          <w:iCs w:val="0"/>
+          <w:caps w:val="0"/>
+          <w:color w:val="000000"/>
+          <w:spacing w:val="0"/>
+          <w:sz w:val="28"/>
+          <w:szCs w:val="28"/>
+          <w:lang w:val="ru-RU"/>
+        </w:rPr>
+      </w:pPr>
+    </w:p>
+    <w:p>
+      <w:pPr>
+        <w:spacing w:after="0" w:line="360" w:lineRule="exact"/>
+        <w:jc w:val="center"/>
+        <w:rPr>
+          <w:rFonts w:hint="default" w:ascii="Times New Roman" w:hAnsi="Times New Roman" w:eastAsia="SimSun" w:cs="Times New Roman"/>
+          <w:b w:val="0"/>
+          <w:bCs w:val="0"/>
+          <w:i w:val="0"/>
+          <w:iCs w:val="0"/>
+          <w:caps w:val="0"/>
+          <w:color w:val="000000"/>
+          <w:spacing w:val="0"/>
+          <w:sz w:val="28"/>
+          <w:szCs w:val="28"/>
+          <w:lang w:val="ru-RU"/>
+        </w:rPr>
+      </w:pPr>
+      <w:r>
+        <w:rPr>
+          <w:rFonts w:hint="default" w:ascii="Times New Roman" w:hAnsi="Times New Roman" w:eastAsia="SimSun" w:cs="Times New Roman"/>
+          <w:b w:val="0"/>
+          <w:bCs w:val="0"/>
+          <w:i w:val="0"/>
+          <w:iCs w:val="0"/>
+          <w:caps w:val="0"/>
+          <w:color w:val="000000"/>
+          <w:spacing w:val="0"/>
+          <w:sz w:val="28"/>
+          <w:szCs w:val="28"/>
+          <w:lang w:val="ru-RU"/>
+        </w:rPr>
+        <w:t>Русинок 17 - Удаление файла 1.txt методом DELETE.</w:t>
+      </w:r>
+    </w:p>
+    <w:p>
+      <w:pPr>
+        <w:spacing w:after="0" w:line="360" w:lineRule="exact"/>
+        <w:jc w:val="center"/>
+        <w:rPr>
+          <w:rFonts w:hint="default" w:ascii="Times New Roman" w:hAnsi="Times New Roman" w:eastAsia="SimSun" w:cs="Times New Roman"/>
+          <w:b w:val="0"/>
+          <w:bCs w:val="0"/>
+          <w:i w:val="0"/>
+          <w:iCs w:val="0"/>
+          <w:caps w:val="0"/>
+          <w:color w:val="000000"/>
+          <w:spacing w:val="0"/>
+          <w:sz w:val="28"/>
+          <w:szCs w:val="28"/>
+          <w:lang w:val="ru-RU"/>
+        </w:rPr>
+      </w:pPr>
+      <w:r>
+        <w:rPr>
+          <w:rFonts w:hint="default" w:ascii="Times New Roman" w:hAnsi="Times New Roman" w:eastAsia="SimSun" w:cs="Times New Roman"/>
+          <w:b w:val="0"/>
+          <w:bCs w:val="0"/>
+          <w:i w:val="0"/>
+          <w:iCs w:val="0"/>
+          <w:caps w:val="0"/>
+          <w:color w:val="000000"/>
+          <w:spacing w:val="0"/>
+          <w:sz w:val="28"/>
+          <w:szCs w:val="28"/>
+          <w:lang w:val="ru-RU"/>
+        </w:rPr>
+        <w:drawing>
+          <wp:anchor distT="0" distB="0" distL="114300" distR="114300" simplePos="0" relativeHeight="251676672" behindDoc="0" locked="0" layoutInCell="1" allowOverlap="1">
+            <wp:simplePos x="0" y="0"/>
+            <wp:positionH relativeFrom="column">
+              <wp:posOffset>0</wp:posOffset>
+            </wp:positionH>
+            <wp:positionV relativeFrom="paragraph">
+              <wp:posOffset>252095</wp:posOffset>
+            </wp:positionV>
+            <wp:extent cx="5939790" cy="386080"/>
+            <wp:effectExtent l="0" t="0" r="3810" b="10160"/>
+            <wp:wrapTopAndBottom/>
+            <wp:docPr id="23" name="Изображение 23" descr="{246E96E8-96E8-4B4D-8EF3-C15DF6AEEA9F}"/>
+            <wp:cNvGraphicFramePr>
+              <a:graphicFrameLocks xmlns:a="http://schemas.openxmlformats.org/drawingml/2006/main" noChangeAspect="1"/>
+            </wp:cNvGraphicFramePr>
+            <a:graphic xmlns:a="http://schemas.openxmlformats.org/drawingml/2006/main">
+              <a:graphicData uri="http://schemas.openxmlformats.org/drawingml/2006/picture">
+                <pic:pic xmlns:pic="http://schemas.openxmlformats.org/drawingml/2006/picture">
+                  <pic:nvPicPr>
+                    <pic:cNvPr id="23" name="Изображение 23" descr="{246E96E8-96E8-4B4D-8EF3-C15DF6AEEA9F}"/>
+                    <pic:cNvPicPr>
+                      <a:picLocks noChangeAspect="1"/>
+                    </pic:cNvPicPr>
+                  </pic:nvPicPr>
+                  <pic:blipFill>
+                    <a:blip r:embed="rId22"/>
+                    <a:stretch>
+                      <a:fillRect/>
+                    </a:stretch>
+                  </pic:blipFill>
+                  <pic:spPr>
+                    <a:xfrm>
+                      <a:off x="0" y="0"/>
+                      <a:ext cx="5939790" cy="386080"/>
+                    </a:xfrm>
+                    <a:prstGeom prst="rect">
+                      <a:avLst/>
+                    </a:prstGeom>
+                  </pic:spPr>
+                </pic:pic>
+              </a:graphicData>
+            </a:graphic>
+          </wp:anchor>
+        </w:drawing>
+      </w:r>
+    </w:p>
+    <w:p>
+      <w:pPr>
+        <w:spacing w:after="0" w:line="360" w:lineRule="exact"/>
+        <w:jc w:val="center"/>
+        <w:rPr>
+          <w:rFonts w:hint="default" w:ascii="Times New Roman" w:hAnsi="Times New Roman" w:eastAsia="SimSun" w:cs="Times New Roman"/>
+          <w:b w:val="0"/>
+          <w:bCs w:val="0"/>
+          <w:i w:val="0"/>
+          <w:iCs w:val="0"/>
+          <w:caps w:val="0"/>
+          <w:color w:val="000000"/>
+          <w:spacing w:val="0"/>
+          <w:sz w:val="28"/>
+          <w:szCs w:val="28"/>
+          <w:lang w:val="ru-RU"/>
+        </w:rPr>
+      </w:pPr>
+    </w:p>
+    <w:p>
+      <w:pPr>
+        <w:spacing w:after="0" w:line="360" w:lineRule="exact"/>
+        <w:jc w:val="center"/>
+        <w:rPr>
+          <w:rFonts w:hint="default" w:ascii="Times New Roman" w:hAnsi="Times New Roman" w:eastAsia="SimSun" w:cs="Times New Roman"/>
+          <w:b w:val="0"/>
+          <w:bCs w:val="0"/>
+          <w:i w:val="0"/>
+          <w:iCs w:val="0"/>
+          <w:caps w:val="0"/>
+          <w:color w:val="000000"/>
+          <w:spacing w:val="0"/>
+          <w:sz w:val="28"/>
+          <w:szCs w:val="28"/>
+          <w:lang w:val="ru-RU"/>
+        </w:rPr>
+      </w:pPr>
+      <w:r>
+        <w:rPr>
+          <w:rFonts w:hint="default" w:ascii="Times New Roman" w:hAnsi="Times New Roman" w:eastAsia="SimSun" w:cs="Times New Roman"/>
+          <w:b w:val="0"/>
+          <w:bCs w:val="0"/>
+          <w:i w:val="0"/>
+          <w:iCs w:val="0"/>
+          <w:caps w:val="0"/>
+          <w:color w:val="000000"/>
+          <w:spacing w:val="0"/>
+          <w:sz w:val="28"/>
+          <w:szCs w:val="28"/>
+          <w:lang w:val="ru-RU"/>
+        </w:rPr>
+        <w:t>Русинок 18 - Лог сервера: подтверждение удаления [DEL].</w:t>
+      </w:r>
+    </w:p>
+    <w:p>
+      <w:pPr>
+        <w:spacing w:after="0" w:line="360" w:lineRule="exact"/>
+        <w:jc w:val="center"/>
+        <w:rPr>
+          <w:rFonts w:hint="default" w:ascii="Times New Roman" w:hAnsi="Times New Roman" w:eastAsia="SimSun" w:cs="Times New Roman"/>
+          <w:b w:val="0"/>
+          <w:bCs w:val="0"/>
+          <w:i w:val="0"/>
+          <w:iCs w:val="0"/>
+          <w:caps w:val="0"/>
+          <w:color w:val="000000"/>
+          <w:spacing w:val="0"/>
+          <w:sz w:val="28"/>
+          <w:szCs w:val="28"/>
+          <w:lang w:val="ru-RU"/>
+        </w:rPr>
+      </w:pPr>
+    </w:p>
+    <w:p>
+      <w:pPr>
+        <w:spacing w:after="0" w:line="360" w:lineRule="exact"/>
+        <w:jc w:val="center"/>
+        <w:rPr>
+          <w:rFonts w:hint="default" w:ascii="Times New Roman" w:hAnsi="Times New Roman" w:eastAsia="SimSun" w:cs="Times New Roman"/>
+          <w:b w:val="0"/>
+          <w:bCs w:val="0"/>
+          <w:i w:val="0"/>
+          <w:iCs w:val="0"/>
+          <w:caps w:val="0"/>
+          <w:color w:val="000000"/>
+          <w:spacing w:val="0"/>
+          <w:sz w:val="28"/>
+          <w:szCs w:val="28"/>
+          <w:lang w:val="ru-RU"/>
+        </w:rPr>
+      </w:pPr>
+    </w:p>
+    <w:p>
+      <w:pPr>
+        <w:spacing w:after="0" w:line="360" w:lineRule="exact"/>
+        <w:jc w:val="center"/>
+        <w:rPr>
+          <w:rFonts w:hint="default" w:ascii="Times New Roman" w:hAnsi="Times New Roman" w:eastAsia="SimSun" w:cs="Times New Roman"/>
+          <w:b w:val="0"/>
+          <w:bCs w:val="0"/>
+          <w:i w:val="0"/>
+          <w:iCs w:val="0"/>
+          <w:caps w:val="0"/>
+          <w:color w:val="000000"/>
+          <w:spacing w:val="0"/>
+          <w:sz w:val="28"/>
+          <w:szCs w:val="28"/>
+          <w:lang w:val="ru-RU"/>
+        </w:rPr>
+      </w:pPr>
+    </w:p>
+    <w:p>
+      <w:pPr>
+        <w:spacing w:after="0" w:line="360" w:lineRule="exact"/>
+        <w:jc w:val="center"/>
+        <w:rPr>
+          <w:rFonts w:hint="default" w:ascii="Times New Roman" w:hAnsi="Times New Roman" w:eastAsia="SimSun" w:cs="Times New Roman"/>
+          <w:b w:val="0"/>
+          <w:bCs w:val="0"/>
+          <w:i w:val="0"/>
+          <w:iCs w:val="0"/>
+          <w:caps w:val="0"/>
+          <w:color w:val="000000"/>
+          <w:spacing w:val="0"/>
+          <w:sz w:val="28"/>
+          <w:szCs w:val="28"/>
+          <w:lang w:val="ru-RU"/>
+        </w:rPr>
+      </w:pPr>
+    </w:p>
+    <w:p>
+      <w:pPr>
+        <w:spacing w:after="0" w:line="360" w:lineRule="exact"/>
+        <w:jc w:val="center"/>
+        <w:rPr>
+          <w:rFonts w:hint="default" w:ascii="Times New Roman" w:hAnsi="Times New Roman" w:eastAsia="SimSun" w:cs="Times New Roman"/>
+          <w:b w:val="0"/>
+          <w:bCs w:val="0"/>
+          <w:i w:val="0"/>
+          <w:iCs w:val="0"/>
+          <w:caps w:val="0"/>
+          <w:color w:val="000000"/>
+          <w:spacing w:val="0"/>
+          <w:sz w:val="28"/>
+          <w:szCs w:val="28"/>
+          <w:lang w:val="ru-RU"/>
+        </w:rPr>
+      </w:pPr>
+    </w:p>
+    <w:p>
+      <w:pPr>
+        <w:spacing w:after="0" w:line="360" w:lineRule="exact"/>
+        <w:jc w:val="both"/>
+        <w:rPr>
+          <w:rFonts w:hint="default" w:ascii="Times New Roman" w:hAnsi="Times New Roman" w:eastAsia="SimSun" w:cs="Times New Roman"/>
+          <w:b w:val="0"/>
+          <w:bCs w:val="0"/>
+          <w:i w:val="0"/>
+          <w:iCs w:val="0"/>
+          <w:caps w:val="0"/>
+          <w:color w:val="000000"/>
+          <w:spacing w:val="0"/>
+          <w:sz w:val="28"/>
+          <w:szCs w:val="28"/>
+          <w:lang w:val="ru-RU"/>
+        </w:rPr>
+      </w:pPr>
+    </w:p>
+    <w:p>
+      <w:pPr>
+        <w:spacing w:after="0" w:line="360" w:lineRule="exact"/>
+        <w:jc w:val="center"/>
+        <w:rPr>
+          <w:rFonts w:hint="default" w:ascii="Times New Roman" w:hAnsi="Times New Roman" w:eastAsia="SimSun" w:cs="Times New Roman"/>
+          <w:b w:val="0"/>
+          <w:bCs w:val="0"/>
+          <w:i w:val="0"/>
+          <w:iCs w:val="0"/>
+          <w:caps w:val="0"/>
+          <w:color w:val="000000"/>
+          <w:spacing w:val="0"/>
+          <w:sz w:val="28"/>
+          <w:szCs w:val="28"/>
+          <w:lang w:val="ru-RU"/>
+        </w:rPr>
+      </w:pPr>
+      <w:r>
+        <w:rPr>
+          <w:rFonts w:hint="default" w:ascii="Times New Roman" w:hAnsi="Times New Roman" w:eastAsia="SimSun" w:cs="Times New Roman"/>
+          <w:b w:val="0"/>
+          <w:bCs w:val="0"/>
+          <w:i w:val="0"/>
+          <w:iCs w:val="0"/>
+          <w:caps w:val="0"/>
+          <w:color w:val="000000"/>
+          <w:spacing w:val="0"/>
+          <w:sz w:val="28"/>
+          <w:szCs w:val="28"/>
+          <w:lang w:val="ru-RU"/>
+        </w:rPr>
+        <w:drawing>
+          <wp:anchor distT="0" distB="0" distL="114300" distR="114300" simplePos="0" relativeHeight="251677696" behindDoc="0" locked="0" layoutInCell="1" allowOverlap="1">
+            <wp:simplePos x="0" y="0"/>
+            <wp:positionH relativeFrom="margin">
+              <wp:align>center</wp:align>
+            </wp:positionH>
+            <wp:positionV relativeFrom="paragraph">
+              <wp:posOffset>0</wp:posOffset>
+            </wp:positionV>
+            <wp:extent cx="2160270" cy="1587500"/>
+            <wp:effectExtent l="0" t="0" r="3810" b="12700"/>
+            <wp:wrapTopAndBottom/>
+            <wp:docPr id="25" name="Изображение 25" descr="{AEF4EF2D-5430-44CE-9C68-B606091CEBF3}"/>
+            <wp:cNvGraphicFramePr>
+              <a:graphicFrameLocks xmlns:a="http://schemas.openxmlformats.org/drawingml/2006/main" noChangeAspect="1"/>
+            </wp:cNvGraphicFramePr>
+            <a:graphic xmlns:a="http://schemas.openxmlformats.org/drawingml/2006/main">
+              <a:graphicData uri="http://schemas.openxmlformats.org/drawingml/2006/picture">
+                <pic:pic xmlns:pic="http://schemas.openxmlformats.org/drawingml/2006/picture">
+                  <pic:nvPicPr>
+                    <pic:cNvPr id="25" name="Изображение 25" descr="{AEF4EF2D-5430-44CE-9C68-B606091CEBF3}"/>
+                    <pic:cNvPicPr>
+                      <a:picLocks noChangeAspect="1"/>
+                    </pic:cNvPicPr>
+                  </pic:nvPicPr>
+                  <pic:blipFill>
+                    <a:blip r:embed="rId23"/>
+                    <a:stretch>
+                      <a:fillRect/>
+                    </a:stretch>
+                  </pic:blipFill>
+                  <pic:spPr>
+                    <a:xfrm>
+                      <a:off x="0" y="0"/>
+                      <a:ext cx="2160270" cy="1587500"/>
+                    </a:xfrm>
+                    <a:prstGeom prst="rect">
+                      <a:avLst/>
+                    </a:prstGeom>
+                  </pic:spPr>
+                </pic:pic>
+              </a:graphicData>
+            </a:graphic>
+          </wp:anchor>
+        </w:drawing>
+      </w:r>
+    </w:p>
+    <w:p>
+      <w:pPr>
+        <w:spacing w:after="0" w:line="360" w:lineRule="exact"/>
+        <w:jc w:val="center"/>
+        <w:rPr>
+          <w:rFonts w:hint="default" w:ascii="Times New Roman" w:hAnsi="Times New Roman" w:eastAsia="SimSun" w:cs="Times New Roman"/>
+          <w:b w:val="0"/>
+          <w:bCs w:val="0"/>
+          <w:i w:val="0"/>
+          <w:iCs w:val="0"/>
+          <w:caps w:val="0"/>
+          <w:color w:val="000000"/>
+          <w:spacing w:val="0"/>
+          <w:sz w:val="28"/>
+          <w:szCs w:val="28"/>
+          <w:lang w:val="ru-RU"/>
+        </w:rPr>
+      </w:pPr>
+      <w:r>
+        <w:rPr>
+          <w:rFonts w:hint="default" w:ascii="Times New Roman" w:hAnsi="Times New Roman" w:eastAsia="SimSun" w:cs="Times New Roman"/>
+          <w:b w:val="0"/>
+          <w:bCs w:val="0"/>
+          <w:i w:val="0"/>
+          <w:iCs w:val="0"/>
+          <w:caps w:val="0"/>
+          <w:color w:val="000000"/>
+          <w:spacing w:val="0"/>
+          <w:sz w:val="28"/>
+          <w:szCs w:val="28"/>
+          <w:lang w:val="ru-RU"/>
+        </w:rPr>
+        <w:t>Русинок 19 - Состояние хранилища после удаления (остался 2.txt).</w:t>
+      </w:r>
+    </w:p>
+    <w:p>
+      <w:pPr>
+        <w:spacing w:after="0" w:line="360" w:lineRule="exact"/>
+        <w:jc w:val="center"/>
+        <w:rPr>
+          <w:rFonts w:hint="default" w:ascii="Times New Roman" w:hAnsi="Times New Roman" w:eastAsia="SimSun" w:cs="Times New Roman"/>
+          <w:b w:val="0"/>
+          <w:bCs w:val="0"/>
+          <w:i w:val="0"/>
+          <w:iCs w:val="0"/>
+          <w:caps w:val="0"/>
+          <w:color w:val="000000"/>
+          <w:spacing w:val="0"/>
+          <w:sz w:val="28"/>
+          <w:szCs w:val="28"/>
+          <w:lang w:val="ru-RU"/>
+        </w:rPr>
+      </w:pPr>
+      <w:r>
+        <w:rPr>
+          <w:rFonts w:hint="default" w:ascii="Times New Roman" w:hAnsi="Times New Roman" w:eastAsia="SimSun" w:cs="Times New Roman"/>
+          <w:b w:val="0"/>
+          <w:bCs w:val="0"/>
+          <w:i w:val="0"/>
+          <w:iCs w:val="0"/>
+          <w:caps w:val="0"/>
+          <w:color w:val="000000"/>
+          <w:spacing w:val="0"/>
+          <w:sz w:val="28"/>
+          <w:szCs w:val="28"/>
+          <w:lang w:val="ru-RU"/>
+        </w:rPr>
+        <w:drawing>
+          <wp:anchor distT="0" distB="0" distL="114300" distR="114300" simplePos="0" relativeHeight="251678720" behindDoc="0" locked="0" layoutInCell="1" allowOverlap="1">
+            <wp:simplePos x="0" y="0"/>
+            <wp:positionH relativeFrom="column">
+              <wp:posOffset>0</wp:posOffset>
+            </wp:positionH>
+            <wp:positionV relativeFrom="paragraph">
+              <wp:posOffset>252095</wp:posOffset>
+            </wp:positionV>
+            <wp:extent cx="5934075" cy="266065"/>
+            <wp:effectExtent l="9525" t="9525" r="15240" b="13970"/>
+            <wp:wrapTopAndBottom/>
+            <wp:docPr id="26" name="Изображение 26" descr="{31CBFF4A-8FEE-4A30-8E85-1FC6548FC59A}"/>
+            <wp:cNvGraphicFramePr>
+              <a:graphicFrameLocks xmlns:a="http://schemas.openxmlformats.org/drawingml/2006/main" noChangeAspect="1"/>
+            </wp:cNvGraphicFramePr>
+            <a:graphic xmlns:a="http://schemas.openxmlformats.org/drawingml/2006/main">
+              <a:graphicData uri="http://schemas.openxmlformats.org/drawingml/2006/picture">
+                <pic:pic xmlns:pic="http://schemas.openxmlformats.org/drawingml/2006/picture">
+                  <pic:nvPicPr>
+                    <pic:cNvPr id="26" name="Изображение 26" descr="{31CBFF4A-8FEE-4A30-8E85-1FC6548FC59A}"/>
+                    <pic:cNvPicPr>
+                      <a:picLocks noChangeAspect="1"/>
+                    </pic:cNvPicPr>
+                  </pic:nvPicPr>
+                  <pic:blipFill>
+                    <a:blip r:embed="rId24"/>
+                    <a:stretch>
+                      <a:fillRect/>
+                    </a:stretch>
+                  </pic:blipFill>
+                  <pic:spPr>
+                    <a:xfrm>
+                      <a:off x="0" y="0"/>
+                      <a:ext cx="5934075" cy="266065"/>
+                    </a:xfrm>
+                    <a:prstGeom prst="rect">
+                      <a:avLst/>
+                    </a:prstGeom>
+                    <a:ln>
+                      <a:solidFill>
+                        <a:schemeClr val="tx1"/>
+                      </a:solidFill>
+                    </a:ln>
+                  </pic:spPr>
+                </pic:pic>
+              </a:graphicData>
+            </a:graphic>
+          </wp:anchor>
+        </w:drawing>
+      </w:r>
+    </w:p>
+    <w:p>
+      <w:pPr>
+        <w:spacing w:after="0" w:line="360" w:lineRule="exact"/>
+        <w:jc w:val="both"/>
+        <w:rPr>
+          <w:rFonts w:hint="default" w:ascii="Times New Roman" w:hAnsi="Times New Roman" w:eastAsia="SimSun" w:cs="Times New Roman"/>
+          <w:b w:val="0"/>
+          <w:bCs w:val="0"/>
+          <w:i w:val="0"/>
+          <w:iCs w:val="0"/>
+          <w:caps w:val="0"/>
+          <w:color w:val="000000"/>
+          <w:spacing w:val="0"/>
+          <w:sz w:val="28"/>
+          <w:szCs w:val="28"/>
+          <w:lang w:val="ru-RU"/>
+        </w:rPr>
+      </w:pPr>
+    </w:p>
+    <w:p>
+      <w:pPr>
+        <w:spacing w:after="0" w:line="360" w:lineRule="exact"/>
+        <w:jc w:val="center"/>
+        <w:rPr>
+          <w:rFonts w:hint="default" w:ascii="Times New Roman" w:hAnsi="Times New Roman" w:eastAsia="SimSun" w:cs="Times New Roman"/>
+          <w:b w:val="0"/>
+          <w:bCs w:val="0"/>
+          <w:i w:val="0"/>
+          <w:iCs w:val="0"/>
+          <w:caps w:val="0"/>
+          <w:color w:val="000000"/>
+          <w:spacing w:val="0"/>
+          <w:sz w:val="28"/>
+          <w:szCs w:val="28"/>
+          <w:lang w:val="ru-RU"/>
+        </w:rPr>
+      </w:pPr>
+      <w:r>
+        <w:rPr>
+          <w:rFonts w:hint="default" w:ascii="Times New Roman" w:hAnsi="Times New Roman" w:eastAsia="SimSun" w:cs="Times New Roman"/>
+          <w:b w:val="0"/>
+          <w:bCs w:val="0"/>
+          <w:i w:val="0"/>
+          <w:iCs w:val="0"/>
+          <w:caps w:val="0"/>
+          <w:color w:val="000000"/>
+          <w:spacing w:val="0"/>
+          <w:sz w:val="28"/>
+          <w:szCs w:val="28"/>
+          <w:lang w:val="ru-RU"/>
+        </w:rPr>
+        <w:t>Русинок 20 - Wireshark: подтверждение удаления (статус 204 No Content).</w:t>
+      </w:r>
+    </w:p>
+    <w:p>
+      <w:pPr>
+        <w:spacing w:after="0" w:line="360" w:lineRule="exact"/>
+        <w:jc w:val="center"/>
+        <w:rPr>
+          <w:rFonts w:hint="default" w:ascii="Times New Roman" w:hAnsi="Times New Roman" w:eastAsia="SimSun" w:cs="Times New Roman"/>
+          <w:b w:val="0"/>
+          <w:bCs w:val="0"/>
+          <w:i w:val="0"/>
+          <w:iCs w:val="0"/>
+          <w:caps w:val="0"/>
+          <w:color w:val="000000"/>
+          <w:spacing w:val="0"/>
+          <w:sz w:val="28"/>
+          <w:szCs w:val="28"/>
+          <w:lang w:val="ru-RU"/>
+        </w:rPr>
+      </w:pPr>
+      <w:r>
+        <w:rPr>
+          <w:rFonts w:hint="default" w:ascii="Times New Roman" w:hAnsi="Times New Roman" w:eastAsia="SimSun" w:cs="Times New Roman"/>
+          <w:b w:val="0"/>
+          <w:bCs w:val="0"/>
+          <w:i w:val="0"/>
+          <w:iCs w:val="0"/>
+          <w:caps w:val="0"/>
+          <w:color w:val="000000"/>
+          <w:spacing w:val="0"/>
+          <w:sz w:val="28"/>
+          <w:szCs w:val="28"/>
+          <w:lang w:val="ru-RU"/>
+        </w:rPr>
+        <w:drawing>
+          <wp:anchor distT="0" distB="0" distL="114300" distR="114300" simplePos="0" relativeHeight="251679744" behindDoc="0" locked="0" layoutInCell="1" allowOverlap="1">
+            <wp:simplePos x="0" y="0"/>
+            <wp:positionH relativeFrom="column">
+              <wp:posOffset>0</wp:posOffset>
+            </wp:positionH>
+            <wp:positionV relativeFrom="paragraph">
+              <wp:posOffset>252095</wp:posOffset>
+            </wp:positionV>
+            <wp:extent cx="5939790" cy="885825"/>
+            <wp:effectExtent l="0" t="0" r="3810" b="13335"/>
+            <wp:wrapTopAndBottom/>
+            <wp:docPr id="27" name="Изображение 27" descr="{B2714194-EE5A-4B6D-A9D0-E9417ABA7DE1}"/>
+            <wp:cNvGraphicFramePr>
+              <a:graphicFrameLocks xmlns:a="http://schemas.openxmlformats.org/drawingml/2006/main" noChangeAspect="1"/>
+            </wp:cNvGraphicFramePr>
+            <a:graphic xmlns:a="http://schemas.openxmlformats.org/drawingml/2006/main">
+              <a:graphicData uri="http://schemas.openxmlformats.org/drawingml/2006/picture">
+                <pic:pic xmlns:pic="http://schemas.openxmlformats.org/drawingml/2006/picture">
+                  <pic:nvPicPr>
+                    <pic:cNvPr id="27" name="Изображение 27" descr="{B2714194-EE5A-4B6D-A9D0-E9417ABA7DE1}"/>
+                    <pic:cNvPicPr>
+                      <a:picLocks noChangeAspect="1"/>
+                    </pic:cNvPicPr>
+                  </pic:nvPicPr>
+                  <pic:blipFill>
+                    <a:blip r:embed="rId25"/>
+                    <a:stretch>
+                      <a:fillRect/>
+                    </a:stretch>
+                  </pic:blipFill>
+                  <pic:spPr>
+                    <a:xfrm>
+                      <a:off x="0" y="0"/>
+                      <a:ext cx="5939790" cy="885825"/>
+                    </a:xfrm>
+                    <a:prstGeom prst="rect">
+                      <a:avLst/>
+                    </a:prstGeom>
+                  </pic:spPr>
+                </pic:pic>
+              </a:graphicData>
+            </a:graphic>
+          </wp:anchor>
+        </w:drawing>
+      </w:r>
+    </w:p>
+    <w:p>
+      <w:pPr>
+        <w:spacing w:after="0" w:line="360" w:lineRule="exact"/>
+        <w:jc w:val="center"/>
+        <w:rPr>
+          <w:rFonts w:hint="default" w:ascii="Times New Roman" w:hAnsi="Times New Roman" w:eastAsia="SimSun" w:cs="Times New Roman"/>
+          <w:b w:val="0"/>
+          <w:bCs w:val="0"/>
+          <w:i w:val="0"/>
+          <w:iCs w:val="0"/>
+          <w:caps w:val="0"/>
+          <w:color w:val="000000"/>
+          <w:spacing w:val="0"/>
+          <w:sz w:val="28"/>
+          <w:szCs w:val="28"/>
+          <w:lang w:val="ru-RU"/>
+        </w:rPr>
+      </w:pPr>
+    </w:p>
+    <w:p>
+      <w:pPr>
+        <w:spacing w:after="0" w:line="360" w:lineRule="exact"/>
+        <w:jc w:val="center"/>
+        <w:rPr>
+          <w:rFonts w:hint="default" w:ascii="Times New Roman" w:hAnsi="Times New Roman" w:eastAsia="SimSun" w:cs="Times New Roman"/>
+          <w:b w:val="0"/>
+          <w:bCs w:val="0"/>
+          <w:i w:val="0"/>
+          <w:iCs w:val="0"/>
+          <w:caps w:val="0"/>
+          <w:color w:val="000000"/>
+          <w:spacing w:val="0"/>
+          <w:sz w:val="28"/>
+          <w:szCs w:val="28"/>
+          <w:lang w:val="ru-RU"/>
+        </w:rPr>
+      </w:pPr>
+      <w:r>
+        <w:rPr>
+          <w:rFonts w:hint="default" w:ascii="Times New Roman" w:hAnsi="Times New Roman" w:eastAsia="SimSun" w:cs="Times New Roman"/>
+          <w:b w:val="0"/>
+          <w:bCs w:val="0"/>
+          <w:i w:val="0"/>
+          <w:iCs w:val="0"/>
+          <w:caps w:val="0"/>
+          <w:color w:val="000000"/>
+          <w:spacing w:val="0"/>
+          <w:sz w:val="28"/>
+          <w:szCs w:val="28"/>
+          <w:lang w:val="ru-RU"/>
+        </w:rPr>
+        <w:t>Русинок 21 - Чтение файла 2.txt через браузер.</w:t>
+      </w:r>
+    </w:p>
+    <w:p>
+      <w:pPr>
+        <w:spacing w:after="0" w:line="360" w:lineRule="exact"/>
+        <w:jc w:val="center"/>
+        <w:rPr>
+          <w:rFonts w:hint="default" w:ascii="Times New Roman" w:hAnsi="Times New Roman" w:eastAsia="SimSun" w:cs="Times New Roman"/>
+          <w:b w:val="0"/>
+          <w:bCs w:val="0"/>
+          <w:i w:val="0"/>
+          <w:iCs w:val="0"/>
+          <w:caps w:val="0"/>
+          <w:color w:val="000000"/>
+          <w:spacing w:val="0"/>
+          <w:sz w:val="28"/>
+          <w:szCs w:val="28"/>
+          <w:lang w:val="ru-RU"/>
+        </w:rPr>
+      </w:pPr>
+      <w:r>
+        <w:rPr>
+          <w:rFonts w:hint="default" w:ascii="Times New Roman" w:hAnsi="Times New Roman" w:eastAsia="SimSun" w:cs="Times New Roman"/>
+          <w:b w:val="0"/>
+          <w:bCs w:val="0"/>
+          <w:i w:val="0"/>
+          <w:iCs w:val="0"/>
+          <w:caps w:val="0"/>
+          <w:color w:val="000000"/>
+          <w:spacing w:val="0"/>
+          <w:sz w:val="28"/>
+          <w:szCs w:val="28"/>
+          <w:lang w:val="ru-RU"/>
+        </w:rPr>
+        <w:drawing>
+          <wp:anchor distT="0" distB="0" distL="114300" distR="114300" simplePos="0" relativeHeight="251680768" behindDoc="0" locked="0" layoutInCell="1" allowOverlap="1">
+            <wp:simplePos x="0" y="0"/>
+            <wp:positionH relativeFrom="column">
+              <wp:posOffset>0</wp:posOffset>
+            </wp:positionH>
+            <wp:positionV relativeFrom="paragraph">
+              <wp:posOffset>252095</wp:posOffset>
+            </wp:positionV>
+            <wp:extent cx="5939790" cy="377190"/>
+            <wp:effectExtent l="0" t="0" r="3810" b="3810"/>
+            <wp:wrapTopAndBottom/>
+            <wp:docPr id="28" name="Изображение 28" descr="{C79823D9-D7F9-4401-AAD7-AFBB10216571}"/>
+            <wp:cNvGraphicFramePr>
+              <a:graphicFrameLocks xmlns:a="http://schemas.openxmlformats.org/drawingml/2006/main" noChangeAspect="1"/>
+            </wp:cNvGraphicFramePr>
+            <a:graphic xmlns:a="http://schemas.openxmlformats.org/drawingml/2006/main">
+              <a:graphicData uri="http://schemas.openxmlformats.org/drawingml/2006/picture">
+                <pic:pic xmlns:pic="http://schemas.openxmlformats.org/drawingml/2006/picture">
+                  <pic:nvPicPr>
+                    <pic:cNvPr id="28" name="Изображение 28" descr="{C79823D9-D7F9-4401-AAD7-AFBB10216571}"/>
+                    <pic:cNvPicPr>
+                      <a:picLocks noChangeAspect="1"/>
+                    </pic:cNvPicPr>
+                  </pic:nvPicPr>
+                  <pic:blipFill>
+                    <a:blip r:embed="rId26"/>
+                    <a:stretch>
+                      <a:fillRect/>
+                    </a:stretch>
+                  </pic:blipFill>
+                  <pic:spPr>
+                    <a:xfrm>
+                      <a:off x="0" y="0"/>
+                      <a:ext cx="5939790" cy="377190"/>
+                    </a:xfrm>
+                    <a:prstGeom prst="rect">
+                      <a:avLst/>
+                    </a:prstGeom>
+                  </pic:spPr>
+                </pic:pic>
+              </a:graphicData>
+            </a:graphic>
+          </wp:anchor>
+        </w:drawing>
+      </w:r>
+    </w:p>
+    <w:p>
+      <w:pPr>
+        <w:spacing w:after="0" w:line="360" w:lineRule="exact"/>
+        <w:jc w:val="center"/>
+        <w:rPr>
+          <w:rFonts w:hint="default" w:ascii="Times New Roman" w:hAnsi="Times New Roman" w:eastAsia="SimSun" w:cs="Times New Roman"/>
+          <w:b w:val="0"/>
+          <w:bCs w:val="0"/>
+          <w:i w:val="0"/>
+          <w:iCs w:val="0"/>
+          <w:caps w:val="0"/>
+          <w:color w:val="000000"/>
+          <w:spacing w:val="0"/>
+          <w:sz w:val="28"/>
+          <w:szCs w:val="28"/>
+          <w:lang w:val="ru-RU"/>
+        </w:rPr>
+      </w:pPr>
+    </w:p>
+    <w:p>
+      <w:pPr>
+        <w:spacing w:after="0" w:line="360" w:lineRule="exact"/>
+        <w:jc w:val="center"/>
+        <w:rPr>
+          <w:rFonts w:hint="default" w:ascii="Times New Roman" w:hAnsi="Times New Roman" w:eastAsia="SimSun" w:cs="Times New Roman"/>
+          <w:b w:val="0"/>
+          <w:bCs w:val="0"/>
+          <w:i w:val="0"/>
+          <w:iCs w:val="0"/>
+          <w:caps w:val="0"/>
+          <w:color w:val="000000"/>
+          <w:spacing w:val="0"/>
+          <w:sz w:val="28"/>
+          <w:szCs w:val="28"/>
+          <w:lang w:val="ru-RU"/>
+        </w:rPr>
+      </w:pPr>
+      <w:r>
+        <w:rPr>
+          <w:rFonts w:hint="default" w:ascii="Times New Roman" w:hAnsi="Times New Roman" w:eastAsia="SimSun" w:cs="Times New Roman"/>
+          <w:b w:val="0"/>
+          <w:bCs w:val="0"/>
+          <w:i w:val="0"/>
+          <w:iCs w:val="0"/>
+          <w:caps w:val="0"/>
+          <w:color w:val="000000"/>
+          <w:spacing w:val="0"/>
+          <w:sz w:val="28"/>
+          <w:szCs w:val="28"/>
+          <w:lang w:val="ru-RU"/>
+        </w:rPr>
+        <w:t>Русинок 22 - Лог сервера: обработка GET-запроса от браузера.</w:t>
+      </w:r>
+    </w:p>
+    <w:p>
+      <w:pPr>
+        <w:spacing w:after="0" w:line="360" w:lineRule="exact"/>
+        <w:jc w:val="center"/>
+        <w:rPr>
+          <w:rFonts w:hint="default" w:ascii="Times New Roman" w:hAnsi="Times New Roman" w:eastAsia="SimSun" w:cs="Times New Roman"/>
+          <w:b w:val="0"/>
+          <w:bCs w:val="0"/>
+          <w:i w:val="0"/>
+          <w:iCs w:val="0"/>
+          <w:caps w:val="0"/>
+          <w:color w:val="000000"/>
+          <w:spacing w:val="0"/>
+          <w:sz w:val="28"/>
+          <w:szCs w:val="28"/>
+          <w:lang w:val="ru-RU"/>
+        </w:rPr>
+      </w:pPr>
+      <w:r>
+        <w:rPr>
+          <w:rFonts w:hint="default" w:ascii="Times New Roman" w:hAnsi="Times New Roman" w:eastAsia="SimSun" w:cs="Times New Roman"/>
+          <w:b w:val="0"/>
+          <w:bCs w:val="0"/>
+          <w:i w:val="0"/>
+          <w:iCs w:val="0"/>
+          <w:caps w:val="0"/>
+          <w:color w:val="000000"/>
+          <w:spacing w:val="0"/>
+          <w:sz w:val="28"/>
+          <w:szCs w:val="28"/>
+          <w:lang w:val="ru-RU"/>
+        </w:rPr>
+        <w:drawing>
+          <wp:anchor distT="0" distB="0" distL="114300" distR="114300" simplePos="0" relativeHeight="251681792" behindDoc="0" locked="0" layoutInCell="1" allowOverlap="1">
+            <wp:simplePos x="0" y="0"/>
+            <wp:positionH relativeFrom="column">
+              <wp:posOffset>0</wp:posOffset>
+            </wp:positionH>
+            <wp:positionV relativeFrom="paragraph">
+              <wp:posOffset>252095</wp:posOffset>
+            </wp:positionV>
+            <wp:extent cx="5934075" cy="584835"/>
+            <wp:effectExtent l="9525" t="9525" r="15240" b="15240"/>
+            <wp:wrapTopAndBottom/>
+            <wp:docPr id="29" name="Изображение 29" descr="{8E6067E0-0F7F-4AB7-9B1D-9DFFA40B7E3B}"/>
+            <wp:cNvGraphicFramePr>
+              <a:graphicFrameLocks xmlns:a="http://schemas.openxmlformats.org/drawingml/2006/main" noChangeAspect="1"/>
+            </wp:cNvGraphicFramePr>
+            <a:graphic xmlns:a="http://schemas.openxmlformats.org/drawingml/2006/main">
+              <a:graphicData uri="http://schemas.openxmlformats.org/drawingml/2006/picture">
+                <pic:pic xmlns:pic="http://schemas.openxmlformats.org/drawingml/2006/picture">
+                  <pic:nvPicPr>
+                    <pic:cNvPr id="29" name="Изображение 29" descr="{8E6067E0-0F7F-4AB7-9B1D-9DFFA40B7E3B}"/>
+                    <pic:cNvPicPr>
+                      <a:picLocks noChangeAspect="1"/>
+                    </pic:cNvPicPr>
+                  </pic:nvPicPr>
+                  <pic:blipFill>
+                    <a:blip r:embed="rId27"/>
+                    <a:stretch>
+                      <a:fillRect/>
+                    </a:stretch>
+                  </pic:blipFill>
+                  <pic:spPr>
+                    <a:xfrm>
+                      <a:off x="0" y="0"/>
+                      <a:ext cx="5934075" cy="584835"/>
+                    </a:xfrm>
+                    <a:prstGeom prst="rect">
+                      <a:avLst/>
+                    </a:prstGeom>
+                    <a:ln>
+                      <a:solidFill>
+                        <a:schemeClr val="tx1"/>
+                      </a:solidFill>
+                    </a:ln>
+                  </pic:spPr>
+                </pic:pic>
+              </a:graphicData>
+            </a:graphic>
+          </wp:anchor>
+        </w:drawing>
+      </w:r>
+    </w:p>
+    <w:p>
+      <w:pPr>
+        <w:spacing w:after="0" w:line="360" w:lineRule="exact"/>
+        <w:jc w:val="center"/>
+        <w:rPr>
+          <w:rFonts w:hint="default" w:ascii="Times New Roman" w:hAnsi="Times New Roman" w:eastAsia="SimSun" w:cs="Times New Roman"/>
+          <w:b w:val="0"/>
+          <w:bCs w:val="0"/>
+          <w:i w:val="0"/>
+          <w:iCs w:val="0"/>
+          <w:caps w:val="0"/>
+          <w:color w:val="000000"/>
+          <w:spacing w:val="0"/>
+          <w:sz w:val="28"/>
+          <w:szCs w:val="28"/>
+          <w:lang w:val="ru-RU"/>
+        </w:rPr>
+      </w:pPr>
+    </w:p>
+    <w:p>
+      <w:pPr>
+        <w:spacing w:after="0" w:line="360" w:lineRule="exact"/>
+        <w:jc w:val="center"/>
+        <w:rPr>
+          <w:rFonts w:hint="default" w:ascii="Times New Roman" w:hAnsi="Times New Roman" w:eastAsia="SimSun" w:cs="Times New Roman"/>
+          <w:b w:val="0"/>
+          <w:bCs w:val="0"/>
+          <w:i w:val="0"/>
+          <w:iCs w:val="0"/>
+          <w:caps w:val="0"/>
+          <w:color w:val="000000"/>
+          <w:spacing w:val="0"/>
+          <w:sz w:val="28"/>
+          <w:szCs w:val="28"/>
+          <w:lang w:val="ru-RU"/>
+        </w:rPr>
+      </w:pPr>
+      <w:r>
+        <w:rPr>
+          <w:rFonts w:hint="default" w:ascii="Times New Roman" w:hAnsi="Times New Roman" w:eastAsia="SimSun" w:cs="Times New Roman"/>
+          <w:b w:val="0"/>
+          <w:bCs w:val="0"/>
+          <w:i w:val="0"/>
+          <w:iCs w:val="0"/>
+          <w:caps w:val="0"/>
+          <w:color w:val="000000"/>
+          <w:spacing w:val="0"/>
+          <w:sz w:val="28"/>
+          <w:szCs w:val="28"/>
+          <w:lang w:val="ru-RU"/>
+        </w:rPr>
+        <w:t>Русинок 23 - Wireshark: передача содержимого файла в ответе сервера.</w:t>
+      </w:r>
+    </w:p>
+    <w:p>
+      <w:pPr>
+        <w:spacing w:after="0" w:line="360" w:lineRule="exact"/>
+        <w:jc w:val="both"/>
+        <w:rPr>
+          <w:rFonts w:hint="default" w:ascii="Times New Roman" w:hAnsi="Times New Roman" w:eastAsia="SimSun" w:cs="Times New Roman"/>
+          <w:b w:val="0"/>
+          <w:bCs w:val="0"/>
+          <w:i w:val="0"/>
+          <w:iCs w:val="0"/>
+          <w:caps w:val="0"/>
+          <w:color w:val="000000"/>
+          <w:spacing w:val="0"/>
+          <w:sz w:val="28"/>
+          <w:szCs w:val="28"/>
+          <w:lang w:val="ru-RU"/>
+        </w:rPr>
+      </w:pPr>
       <w:bookmarkStart w:id="0" w:name="_GoBack"/>
       <w:bookmarkEnd w:id="0"/>
-    </w:p>
-    <w:p>
-      <w:pPr>
-        <w:spacing w:after="0" w:line="360" w:lineRule="exact"/>
-        <w:ind w:left="0" w:leftChars="0" w:firstLine="708" w:firstLineChars="0"/>
-        <w:jc w:val="center"/>
-        <w:rPr>
-          <w:rFonts w:hint="default" w:ascii="Times New Roman" w:hAnsi="Times New Roman" w:eastAsia="SimSun" w:cs="Times New Roman"/>
-          <w:b w:val="0"/>
-          <w:bCs w:val="0"/>
-          <w:i w:val="0"/>
-          <w:iCs w:val="0"/>
-          <w:caps w:val="0"/>
-          <w:color w:val="000000"/>
-          <w:spacing w:val="0"/>
-          <w:sz w:val="28"/>
-          <w:szCs w:val="28"/>
-          <w:lang w:val="ru-RU"/>
-        </w:rPr>
-      </w:pPr>
-    </w:p>
-    <w:p>
-      <w:pPr>
-        <w:spacing w:after="0" w:line="360" w:lineRule="exact"/>
-        <w:ind w:left="0" w:leftChars="0" w:firstLine="708" w:firstLineChars="0"/>
-        <w:jc w:val="center"/>
-        <w:rPr>
-          <w:rFonts w:hint="default" w:ascii="Times New Roman" w:hAnsi="Times New Roman" w:eastAsia="SimSun" w:cs="Times New Roman"/>
-          <w:b w:val="0"/>
-          <w:bCs w:val="0"/>
-          <w:i w:val="0"/>
-          <w:iCs w:val="0"/>
-          <w:caps w:val="0"/>
-          <w:color w:val="000000"/>
-          <w:spacing w:val="0"/>
-          <w:sz w:val="28"/>
-          <w:szCs w:val="28"/>
-          <w:lang w:val="ru-RU"/>
-        </w:rPr>
-      </w:pPr>
-    </w:p>
-    <w:p>
-      <w:pPr>
-        <w:spacing w:after="0" w:line="360" w:lineRule="exact"/>
-        <w:jc w:val="center"/>
-        <w:rPr>
-          <w:rFonts w:hint="default" w:ascii="Times New Roman" w:hAnsi="Times New Roman" w:eastAsia="SimSun" w:cs="Times New Roman"/>
-          <w:b w:val="0"/>
-          <w:bCs w:val="0"/>
-          <w:i w:val="0"/>
-          <w:iCs w:val="0"/>
-          <w:caps w:val="0"/>
-          <w:color w:val="000000"/>
-          <w:spacing w:val="0"/>
-          <w:sz w:val="28"/>
-          <w:szCs w:val="28"/>
-          <w:lang w:val="ru-RU"/>
-        </w:rPr>
-      </w:pPr>
-      <w:r>
-        <w:rPr>
-          <w:rFonts w:hint="default" w:ascii="Times New Roman" w:hAnsi="Times New Roman" w:eastAsia="SimSun" w:cs="Times New Roman"/>
-          <w:b w:val="0"/>
-          <w:bCs w:val="0"/>
-          <w:i w:val="0"/>
-          <w:iCs w:val="0"/>
-          <w:caps w:val="0"/>
-          <w:color w:val="000000"/>
-          <w:spacing w:val="0"/>
-          <w:sz w:val="28"/>
-          <w:szCs w:val="28"/>
-          <w:lang w:val="ru-RU"/>
-        </w:rPr>
-        <w:t>Русинок 7 -</w:t>
-      </w:r>
-    </w:p>
-    <w:p>
-      <w:pPr>
-        <w:spacing w:after="0" w:line="360" w:lineRule="exact"/>
-        <w:ind w:left="0" w:leftChars="0" w:firstLine="708" w:firstLineChars="0"/>
-        <w:jc w:val="center"/>
-        <w:rPr>
-          <w:rFonts w:hint="default" w:ascii="Times New Roman" w:hAnsi="Times New Roman" w:eastAsia="SimSun" w:cs="Times New Roman"/>
-          <w:b w:val="0"/>
-          <w:bCs w:val="0"/>
-          <w:i w:val="0"/>
-          <w:iCs w:val="0"/>
-          <w:caps w:val="0"/>
-          <w:color w:val="000000"/>
-          <w:spacing w:val="0"/>
-          <w:sz w:val="28"/>
-          <w:szCs w:val="28"/>
-          <w:lang w:val="ru-RU"/>
-        </w:rPr>
-      </w:pPr>
-    </w:p>
-    <w:p>
-      <w:pPr>
-        <w:spacing w:after="0" w:line="360" w:lineRule="exact"/>
-        <w:ind w:left="0" w:leftChars="0" w:firstLine="708" w:firstLineChars="0"/>
-        <w:jc w:val="center"/>
-        <w:rPr>
-          <w:rFonts w:hint="default" w:ascii="Times New Roman" w:hAnsi="Times New Roman" w:eastAsia="SimSun" w:cs="Times New Roman"/>
-          <w:b w:val="0"/>
-          <w:bCs w:val="0"/>
-          <w:i w:val="0"/>
-          <w:iCs w:val="0"/>
-          <w:caps w:val="0"/>
-          <w:color w:val="000000"/>
-          <w:spacing w:val="0"/>
-          <w:sz w:val="28"/>
-          <w:szCs w:val="28"/>
-          <w:lang w:val="ru-RU"/>
-        </w:rPr>
-      </w:pPr>
-    </w:p>
-    <w:p>
-      <w:pPr>
-        <w:spacing w:after="0" w:line="360" w:lineRule="exact"/>
-        <w:jc w:val="center"/>
-        <w:rPr>
-          <w:rFonts w:hint="default" w:ascii="Times New Roman" w:hAnsi="Times New Roman" w:eastAsia="SimSun" w:cs="Times New Roman"/>
-          <w:b w:val="0"/>
-          <w:bCs w:val="0"/>
-          <w:i w:val="0"/>
-          <w:iCs w:val="0"/>
-          <w:caps w:val="0"/>
-          <w:color w:val="000000"/>
-          <w:spacing w:val="0"/>
-          <w:sz w:val="28"/>
-          <w:szCs w:val="28"/>
-          <w:lang w:val="ru-RU"/>
-        </w:rPr>
-      </w:pPr>
-      <w:r>
-        <w:rPr>
-          <w:rFonts w:hint="default" w:ascii="Times New Roman" w:hAnsi="Times New Roman" w:eastAsia="SimSun" w:cs="Times New Roman"/>
-          <w:b w:val="0"/>
-          <w:bCs w:val="0"/>
-          <w:i w:val="0"/>
-          <w:iCs w:val="0"/>
-          <w:caps w:val="0"/>
-          <w:color w:val="000000"/>
-          <w:spacing w:val="0"/>
-          <w:sz w:val="28"/>
-          <w:szCs w:val="28"/>
-          <w:lang w:val="ru-RU"/>
-        </w:rPr>
-        <w:t>Русинок 8 -</w:t>
-      </w:r>
-    </w:p>
-    <w:p>
-      <w:pPr>
-        <w:spacing w:after="0" w:line="360" w:lineRule="exact"/>
-        <w:ind w:left="0" w:leftChars="0" w:firstLine="708" w:firstLineChars="0"/>
-        <w:jc w:val="center"/>
-        <w:rPr>
-          <w:rFonts w:hint="default" w:ascii="Times New Roman" w:hAnsi="Times New Roman" w:eastAsia="SimSun" w:cs="Times New Roman"/>
-          <w:b w:val="0"/>
-          <w:bCs w:val="0"/>
-          <w:i w:val="0"/>
-          <w:iCs w:val="0"/>
-          <w:caps w:val="0"/>
-          <w:color w:val="000000"/>
-          <w:spacing w:val="0"/>
-          <w:sz w:val="28"/>
-          <w:szCs w:val="28"/>
-          <w:lang w:val="ru-RU"/>
-        </w:rPr>
-      </w:pPr>
-    </w:p>
-    <w:p>
-      <w:pPr>
-        <w:spacing w:after="0" w:line="360" w:lineRule="exact"/>
-        <w:ind w:left="0" w:leftChars="0" w:firstLine="708" w:firstLineChars="0"/>
-        <w:jc w:val="center"/>
-        <w:rPr>
-          <w:rFonts w:hint="default" w:ascii="Times New Roman" w:hAnsi="Times New Roman" w:eastAsia="SimSun" w:cs="Times New Roman"/>
-          <w:b w:val="0"/>
-          <w:bCs w:val="0"/>
-          <w:i w:val="0"/>
-          <w:iCs w:val="0"/>
-          <w:caps w:val="0"/>
-          <w:color w:val="000000"/>
-          <w:spacing w:val="0"/>
-          <w:sz w:val="28"/>
-          <w:szCs w:val="28"/>
-          <w:lang w:val="ru-RU"/>
-        </w:rPr>
-      </w:pPr>
-    </w:p>
-    <w:p>
-      <w:pPr>
-        <w:spacing w:after="0" w:line="360" w:lineRule="exact"/>
-        <w:jc w:val="center"/>
-        <w:rPr>
-          <w:rFonts w:hint="default" w:ascii="Times New Roman" w:hAnsi="Times New Roman" w:eastAsia="SimSun" w:cs="Times New Roman"/>
-          <w:b w:val="0"/>
-          <w:bCs w:val="0"/>
-          <w:i w:val="0"/>
-          <w:iCs w:val="0"/>
-          <w:caps w:val="0"/>
-          <w:color w:val="000000"/>
-          <w:spacing w:val="0"/>
-          <w:sz w:val="28"/>
-          <w:szCs w:val="28"/>
-          <w:lang w:val="ru-RU"/>
-        </w:rPr>
-      </w:pPr>
-      <w:r>
-        <w:rPr>
-          <w:rFonts w:hint="default" w:ascii="Times New Roman" w:hAnsi="Times New Roman" w:eastAsia="SimSun" w:cs="Times New Roman"/>
-          <w:b w:val="0"/>
-          <w:bCs w:val="0"/>
-          <w:i w:val="0"/>
-          <w:iCs w:val="0"/>
-          <w:caps w:val="0"/>
-          <w:color w:val="000000"/>
-          <w:spacing w:val="0"/>
-          <w:sz w:val="28"/>
-          <w:szCs w:val="28"/>
-          <w:lang w:val="ru-RU"/>
-        </w:rPr>
-        <w:t>Русинок 9 -</w:t>
-      </w:r>
-    </w:p>
-    <w:p>
-      <w:pPr>
-        <w:spacing w:after="0" w:line="360" w:lineRule="exact"/>
-        <w:jc w:val="center"/>
-        <w:rPr>
-          <w:rFonts w:hint="default" w:ascii="Times New Roman" w:hAnsi="Times New Roman" w:eastAsia="SimSun" w:cs="Times New Roman"/>
-          <w:b w:val="0"/>
-          <w:bCs w:val="0"/>
-          <w:i w:val="0"/>
-          <w:iCs w:val="0"/>
-          <w:caps w:val="0"/>
-          <w:color w:val="000000"/>
-          <w:spacing w:val="0"/>
-          <w:sz w:val="28"/>
-          <w:szCs w:val="28"/>
-          <w:lang w:val="ru-RU"/>
-        </w:rPr>
-      </w:pPr>
-    </w:p>
-    <w:p>
-      <w:pPr>
-        <w:spacing w:after="0" w:line="360" w:lineRule="exact"/>
-        <w:ind w:left="0" w:leftChars="0" w:firstLine="708" w:firstLineChars="0"/>
-        <w:jc w:val="both"/>
-        <w:rPr>
-          <w:rFonts w:hint="default" w:ascii="Times New Roman" w:hAnsi="Times New Roman" w:eastAsia="SimSun" w:cs="Times New Roman"/>
-          <w:b w:val="0"/>
-          <w:bCs w:val="0"/>
-          <w:i w:val="0"/>
-          <w:iCs w:val="0"/>
-          <w:caps w:val="0"/>
-          <w:color w:val="000000"/>
-          <w:spacing w:val="0"/>
-          <w:sz w:val="28"/>
-          <w:szCs w:val="28"/>
-          <w:lang w:val="ru-RU"/>
-        </w:rPr>
-      </w:pPr>
     </w:p>
     <w:p>
       <w:pPr>
